--- a/tests/corpus_v2/docs/works_0002.docx
+++ b/tests/corpus_v2/docs/works_0002.docx
@@ -660,7 +660,7 @@
     <w:p>
       <w:r>
         <w:pict>
-          <v:shape id="tb9466" type="#_x0000_t202" style="position:absolute;margin-left:0;margin-top:0;width:400pt;height:40pt">
+          <v:shape id="tb9503" type="#_x0000_t202" style="position:absolute;margin-left:0;margin-top:0;width:400pt;height:40pt">
             <v:textbox>
               <w:txbxContent>
                 <w:p>

--- a/tests/corpus_v2/docs/works_0002.docx
+++ b/tests/corpus_v2/docs/works_0002.docx
@@ -18,19 +18,25 @@
         <w:rPr>
           <w:b/>
         </w:rPr>
-        <w:t xml:space="preserve">№ 144/2024-Д</w:t>
-      </w:r>
-    </w:p>
-    <w:p/>
-    <w:p>
-      <w:r>
-        <w:t xml:space="preserve">г. Одинцово</w:t>
+        <w:t xml:space="preserve">№ </w:t>
+      </w:r>
+      <w:r>
+        <w:rPr>
+          <w:b/>
+        </w:rPr>
+        <w:t xml:space="preserve">9/20</w:t>
+      </w:r>
+    </w:p>
+    <w:p/>
+    <w:p>
+      <w:r>
+        <w:t xml:space="preserve">г. Самара</w:t>
       </w:r>
       <w:r>
         <w:t xml:space="preserve">     </w:t>
       </w:r>
       <w:r>
-        <w:t xml:space="preserve">«04» ноября 2025 г.</w:t>
+        <w:t xml:space="preserve">27.02.2025</w:t>
       </w:r>
     </w:p>
     <w:p/>
@@ -69,10 +75,10 @@
         <w:t xml:space="preserve">, именуемая в дальнейшем «Заказчик», действующая на основании свидетельства о государственной регистрации</w:t>
       </w:r>
       <w:r>
-        <w:t xml:space="preserve">, с другой стороны, совместно именуемые «Стороны», заключили настоящий </w:t>
-      </w:r>
-      <w:r>
-        <w:t xml:space="preserve">Договор № 91/2024-А</w:t>
+        <w:t xml:space="preserve">, с другой стороны, совместно именуемые «Стороны», заключили настоящий Договор № </w:t>
+      </w:r>
+      <w:r>
+        <w:t xml:space="preserve">91/2024-А</w:t>
       </w:r>
       <w:r>
         <w:t xml:space="preserve"> (далее — Договор) о нижеследующем:</w:t>
@@ -119,7 +125,7 @@
         <w:t xml:space="preserve">Гарантийный срок на результат работ — </w:t>
       </w:r>
       <w:r>
-        <w:t xml:space="preserve">60 дней с момента заключения контракта</w:t>
+        <w:t xml:space="preserve">в течение шестидесяти банковских дней с момента выставления счета</w:t>
       </w:r>
       <w:r>
         <w:t xml:space="preserve">.</w:t>
@@ -139,13 +145,7 @@
         <w:t xml:space="preserve">2.1. Общая цена Договора: </w:t>
       </w:r>
       <w:r>
-        <w:t xml:space="preserve">1 200 000</w:t>
-      </w:r>
-      <w:r>
-        <w:t xml:space="preserve">, а прописью: </w:t>
-      </w:r>
-      <w:r>
-        <w:t xml:space="preserve">один двести тысяч рублей</w:t>
+        <w:t xml:space="preserve">цена Контракта составляет ______ рублей ______ копеек</w:t>
       </w:r>
       <w:r>
         <w:t xml:space="preserve">.</w:t>
@@ -156,7 +156,7 @@
         <w:t xml:space="preserve">2.2. Налог: </w:t>
       </w:r>
       <w:r>
-        <w:t xml:space="preserve">21% годовых</w:t>
+        <w:t xml:space="preserve">10 (десять) процентов от цены Договора</w:t>
       </w:r>
       <w:r>
         <w:t xml:space="preserve">.</w:t>
@@ -167,7 +167,7 @@
         <w:t xml:space="preserve">2.3. Срок оплаты — </w:t>
       </w:r>
       <w:r>
-        <w:t xml:space="preserve">25 рабочих дней с момента поступления денежных средств на расчетный счет</w:t>
+        <w:t xml:space="preserve">в течение 3 (Трёх) календарных дней</w:t>
       </w:r>
       <w:r>
         <w:t xml:space="preserve">.</w:t>
@@ -187,7 +187,7 @@
         <w:t xml:space="preserve">, артикул </w:t>
       </w:r>
       <w:r>
-        <w:t xml:space="preserve">RM-6883-16</w:t>
+        <w:t xml:space="preserve">RM-2925-82</w:t>
       </w:r>
       <w:r>
         <w:t xml:space="preserve">, код </w:t>
@@ -247,7 +247,13 @@
         <w:t xml:space="preserve">. Цена — </w:t>
       </w:r>
       <w:r>
-        <w:t xml:space="preserve">1 500 000 (Один миллион пятьсот тысяч) рублей 50 копеек</w:t>
+        <w:t xml:space="preserve">29 200 000,5 (двадцать девять миллионов двести тысяч) рублей</w:t>
+      </w:r>
+      <w:r>
+        <w:t xml:space="preserve">, </w:t>
+      </w:r>
+      <w:r>
+        <w:t xml:space="preserve">Без НДС</w:t>
       </w:r>
       <w:r>
         <w:t xml:space="preserve">.</w:t>
@@ -267,7 +273,7 @@
         <w:t xml:space="preserve">3.1. Место исполнения обязательств: </w:t>
       </w:r>
       <w:r>
-        <w:t xml:space="preserve">Свердловская обл., тер. СНТ «Родник», уч. 191</w:t>
+        <w:t xml:space="preserve">620014, Тверская обл., г. Екатеринбург, бул. Кутузовский, д. 74, корп. 1, литера А, пом. 2, оф. 361</w:t>
       </w:r>
       <w:r>
         <w:t xml:space="preserve">.</w:t>
@@ -284,7 +290,7 @@
         <w:t xml:space="preserve"> по телефону </w:t>
       </w:r>
       <w:r>
-        <w:t xml:space="preserve">+7 (846) 192-57-35</w:t>
+        <w:t xml:space="preserve">+7 (843) 748-57-90</w:t>
       </w:r>
       <w:r>
         <w:t xml:space="preserve">.</w:t>
@@ -295,7 +301,7 @@
         <w:t xml:space="preserve">3.3. Срок исполнения обязательств — </w:t>
       </w:r>
       <w:r>
-        <w:t xml:space="preserve">14 рабочих дней</w:t>
+        <w:t xml:space="preserve">не позднее 03.06.2025</w:t>
       </w:r>
       <w:r>
         <w:t xml:space="preserve">.</w:t>
@@ -326,13 +332,19 @@
         <w:t xml:space="preserve">Размер неустойки за нарушение сроков оплаты: </w:t>
       </w:r>
       <w:r>
-        <w:t xml:space="preserve">не более 20% от цены договора</w:t>
+        <w:t xml:space="preserve">0,3 (трёх десятых) % от стоимости неоплаченных работ</w:t>
       </w:r>
       <w:r>
         <w:t xml:space="preserve">. Предельный размер ответственности: </w:t>
       </w:r>
       <w:r>
-        <w:t xml:space="preserve">1/300 ключевой ставки ЦБ РФ</w:t>
+        <w:t xml:space="preserve">1/300 ключевой ставки ЦБ РФ годовых</w:t>
+      </w:r>
+      <w:r>
+        <w:t xml:space="preserve">, но не более </w:t>
+      </w:r>
+      <w:r>
+        <w:t xml:space="preserve">0,01 (одна сотая процента) % от цены Договора</w:t>
       </w:r>
       <w:r>
         <w:t xml:space="preserve">.</w:t>
@@ -354,7 +366,7 @@
         <w:t xml:space="preserve">Сторона, для которой создалась невозможность исполнения, обязана уведомить другую Сторону. Срок уведомления — </w:t>
       </w:r>
       <w:r>
-        <w:t xml:space="preserve">не позднее 16.07.2026</w:t>
+        <w:t xml:space="preserve">в течение 45 календарных дней с даты подписания Сторонами акта сдачи-приемки оказанных услуг</w:t>
       </w:r>
       <w:r>
         <w:t xml:space="preserve">.</w:t>
@@ -368,7 +380,7 @@
         <w:t xml:space="preserve">Все споры и разногласия решаются путём переговоров. Претензионный порядок обязателен, срок ответа на претензию — </w:t>
       </w:r>
       <w:r>
-        <w:t xml:space="preserve">не более 12 месяцев с момента заключения кредитного договора</w:t>
+        <w:t xml:space="preserve">в течение четырнадцати дней с момента подписания акта</w:t>
       </w:r>
       <w:r>
         <w:t xml:space="preserve">.</w:t>
@@ -389,7 +401,7 @@
         <w:t xml:space="preserve">Контрольный ИНН: </w:t>
       </w:r>
       <w:r>
-        <w:t xml:space="preserve">054237Ч415</w:t>
+        <w:t xml:space="preserve">О54237Ч4І5</w:t>
       </w:r>
     </w:p>
     <w:p>
@@ -397,7 +409,7 @@
         <w:t xml:space="preserve">Ответственное лицо: </w:t>
       </w:r>
       <w:r>
-        <w:t xml:space="preserve">дe Bpис Йoхан</w:t>
+        <w:t xml:space="preserve">дe Врис Йохaн</w:t>
       </w:r>
     </w:p>
     <w:p>
@@ -405,7 +417,7 @@
         <w:t xml:space="preserve">БИК банка: </w:t>
       </w:r>
       <w:r>
-        <w:t xml:space="preserve">04ЧО3079О</w:t>
+        <w:t xml:space="preserve">0440З0790</w:t>
       </w:r>
     </w:p>
     <w:p>
@@ -428,13 +440,81 @@
         <w:t xml:space="preserve"> </w:t>
       </w:r>
       <w:r>
-        <w:t xml:space="preserve">Тверь  Гагарина 89</w:t>
+        <w:t xml:space="preserve">Москва  Мира 1</w:t>
       </w:r>
       <w:r>
         <w:t xml:space="preserve"> тел </w:t>
       </w:r>
       <w:r>
-        <w:t xml:space="preserve">83837478236</w:t>
+        <w:t xml:space="preserve">84952773198</w:t>
+      </w:r>
+    </w:p>
+    <w:p/>
+    <w:p/>
+    <w:p>
+      <w:r>
+        <w:rPr>
+          <w:b/>
+        </w:rPr>
+        <w:t xml:space="preserve">9. КОНТРОЛЬНЫЕ ВЕЛИЧИНЫ</w:t>
+      </w:r>
+    </w:p>
+    <w:p>
+      <w:r>
+        <w:t xml:space="preserve">9.1. Контрольная запись: </w:t>
+      </w:r>
+      <w:r>
+        <w:t xml:space="preserve">82047/648-сс</w:t>
+      </w:r>
+      <w:r>
+        <w:t xml:space="preserve">.</w:t>
+      </w:r>
+    </w:p>
+    <w:p>
+      <w:r>
+        <w:t xml:space="preserve">9.2. Контрольная запись: </w:t>
+      </w:r>
+      <w:r>
+        <w:rPr>
+          <w:b/>
+        </w:rPr>
+        <w:t xml:space="preserve">5</w:t>
+      </w:r>
+      <w:r>
+        <w:t xml:space="preserve">89 000 руб. 0 коп.</w:t>
+      </w:r>
+      <w:r>
+        <w:t xml:space="preserve">.</w:t>
+      </w:r>
+    </w:p>
+    <w:p>
+      <w:r>
+        <w:t xml:space="preserve">9.3. Контрольная запись: </w:t>
+      </w:r>
+      <w:r>
+        <w:rPr>
+          <w:b/>
+        </w:rPr>
+        <w:t xml:space="preserve">1/1</w:t>
+      </w:r>
+      <w:r>
+        <w:t xml:space="preserve">30 ключевой ставки ЦБ РФ от стоимости неоплаченных работ</w:t>
+      </w:r>
+      <w:r>
+        <w:t xml:space="preserve">.</w:t>
+      </w:r>
+    </w:p>
+    <w:p>
+      <w:r>
+        <w:t xml:space="preserve">9.4. Контрольная запись: </w:t>
+      </w:r>
+      <w:r>
+        <w:t xml:space="preserve">в течение 6</w:t>
+        <w:br/>
+        <w:t xml:space="preserve">0 рабочих дней со дня предъявления требования</w:t>
+      </w:r>
+      <w:r>
+        <w:t xml:space="preserve">.</w:t>
       </w:r>
     </w:p>
     <w:p/>
@@ -486,7 +566,7 @@
               <w:t xml:space="preserve">Юридический адрес: </w:t>
             </w:r>
             <w:r>
-              <w:t xml:space="preserve">Тверская обл., Дмитровский р-н, 45 км автодороги М-3 «Дон», стр. 4</w:t>
+              <w:t xml:space="preserve">Тверская обл., тер. СНТ «Родник», уч. 220</w:t>
             </w:r>
           </w:p>
           <w:p>
@@ -660,7 +740,7 @@
     <w:p>
       <w:r>
         <w:pict>
-          <v:shape id="tb9503" type="#_x0000_t202" style="position:absolute;margin-left:0;margin-top:0;width:400pt;height:40pt">
+          <v:shape id="tb8944" type="#_x0000_t202" style="position:absolute;margin-left:0;margin-top:0;width:400pt;height:40pt">
             <v:textbox>
               <w:txbxContent>
                 <w:p>

--- a/tests/corpus_v2/docs/works_0002.docx
+++ b/tests/corpus_v2/docs/works_0002.docx
@@ -740,7 +740,7 @@
     <w:p>
       <w:r>
         <w:pict>
-          <v:shape id="tb8944" type="#_x0000_t202" style="position:absolute;margin-left:0;margin-top:0;width:400pt;height:40pt">
+          <v:shape id="tb2775" type="#_x0000_t202" style="position:absolute;margin-left:0;margin-top:0;width:400pt;height:40pt">
             <v:textbox>
               <w:txbxContent>
                 <w:p>

--- a/tests/corpus_v2/docs/works_0002.docx
+++ b/tests/corpus_v2/docs/works_0002.docx
@@ -464,7 +464,13 @@
         <w:t xml:space="preserve">9.1. Контрольная запись: </w:t>
       </w:r>
       <w:r>
-        <w:t xml:space="preserve">82047/648-сс</w:t>
+        <w:rPr>
+          <w:b/>
+        </w:rPr>
+        <w:t xml:space="preserve">82</w:t>
+      </w:r>
+      <w:r>
+        <w:t xml:space="preserve">047/648-сс</w:t>
       </w:r>
       <w:r>
         <w:t xml:space="preserve">.</w:t>

--- a/tests/corpus_v2/docs/works_0002.docx
+++ b/tests/corpus_v2/docs/works_0002.docx
@@ -467,10 +467,10 @@
         <w:rPr>
           <w:b/>
         </w:rPr>
-        <w:t xml:space="preserve">82</w:t>
-      </w:r>
-      <w:r>
-        <w:t xml:space="preserve">047/648-сс</w:t>
+        <w:t xml:space="preserve">71Ф-82</w:t>
+      </w:r>
+      <w:r>
+        <w:t xml:space="preserve">890/16-435Д</w:t>
       </w:r>
       <w:r>
         <w:t xml:space="preserve">.</w:t>
@@ -484,10 +484,10 @@
         <w:rPr>
           <w:b/>
         </w:rPr>
-        <w:t xml:space="preserve">5</w:t>
-      </w:r>
-      <w:r>
-        <w:t xml:space="preserve">89 000 руб. 0 коп.</w:t>
+        <w:t xml:space="preserve">89 2</w:t>
+      </w:r>
+      <w:r>
+        <w:t xml:space="preserve">00 000 руб. 5 коп.</w:t>
       </w:r>
       <w:r>
         <w:t xml:space="preserve">.</w:t>
@@ -515,9 +515,9 @@
         <w:t xml:space="preserve">9.4. Контрольная запись: </w:t>
       </w:r>
       <w:r>
-        <w:t xml:space="preserve">в течение 6</w:t>
+        <w:t xml:space="preserve">в течение 1</w:t>
         <w:br/>
-        <w:t xml:space="preserve">0 рабочих дней со дня предъявления требования</w:t>
+        <w:t xml:space="preserve">4 рабочих дней со дня предъявления требования</w:t>
       </w:r>
       <w:r>
         <w:t xml:space="preserve">.</w:t>
@@ -572,15 +572,7 @@
               <w:t xml:space="preserve">Юридический адрес: </w:t>
             </w:r>
             <w:r>
-              <w:t xml:space="preserve">Тверская обл., тер. СНТ «Родник», уч. 220</w:t>
-            </w:r>
-          </w:p>
-          <w:p>
-            <w:r>
-              <w:t xml:space="preserve">Почтовый адрес: </w:t>
-            </w:r>
-            <w:r>
-              <w:t xml:space="preserve">Свердловская обл., тер. СНТ «Родник», уч. 115</w:t>
+              <w:t xml:space="preserve">394000, Свердловская обл., г. Воронеж, просп. Победы, д. 55, корп. 3, литера А, пом. 26, оф. 350</w:t>
             </w:r>
           </w:p>
           <w:p>
@@ -635,7 +627,7 @@
               <w:t xml:space="preserve">Тел.: </w:t>
             </w:r>
             <w:r>
-              <w:t xml:space="preserve">+7 (495) 425-31-81</w:t>
+              <w:t xml:space="preserve">+7 (843) 328-18-50</w:t>
             </w:r>
           </w:p>
           <w:p>
@@ -643,7 +635,7 @@
               <w:t xml:space="preserve">E-mail: </w:t>
             </w:r>
             <w:r>
-              <w:t xml:space="preserve">de@corp-tehno.ru</w:t>
+              <w:t xml:space="preserve">de@yandex.ru</w:t>
             </w:r>
           </w:p>
           <w:p/>
@@ -681,7 +673,7 @@
               <w:t xml:space="preserve">Адрес регистрации: </w:t>
             </w:r>
             <w:r>
-              <w:t xml:space="preserve">Свердловская обл., Ленинский р-н, 65 км автодороги М-2 «Дон», стр. 3</w:t>
+              <w:t xml:space="preserve">Краснодарский край, тер. СНТ «Родник», уч. 233</w:t>
             </w:r>
           </w:p>
           <w:p>
@@ -720,7 +712,7 @@
               <w:t xml:space="preserve">Тел.: </w:t>
             </w:r>
             <w:r>
-              <w:t xml:space="preserve">+7 (495) 752-15-24</w:t>
+              <w:t xml:space="preserve">+7 (499) 524-20-49</w:t>
             </w:r>
           </w:p>
           <w:p>
@@ -728,7 +720,7 @@
               <w:t xml:space="preserve">E-mail: </w:t>
             </w:r>
             <w:r>
-              <w:t xml:space="preserve">smirnova@list.ru</w:t>
+              <w:t xml:space="preserve">smirnova@mail.ru</w:t>
             </w:r>
           </w:p>
           <w:p/>
@@ -746,7 +738,7 @@
     <w:p>
       <w:r>
         <w:pict>
-          <v:shape id="tb2775" type="#_x0000_t202" style="position:absolute;margin-left:0;margin-top:0;width:400pt;height:40pt">
+          <v:shape id="tb5112" type="#_x0000_t202" style="position:absolute;margin-left:0;margin-top:0;width:400pt;height:40pt">
             <v:textbox>
               <w:txbxContent>
                 <w:p>
@@ -754,13 +746,13 @@
                     <w:t xml:space="preserve">ВНИМАНИЕ! Бухгалтерия: </w:t>
                   </w:r>
                   <w:r>
-                    <w:t xml:space="preserve">Максимова Мария Павловна</w:t>
+                    <w:t xml:space="preserve">Смирнов Олег Николаевич</w:t>
                   </w:r>
                   <w:r>
                     <w:t xml:space="preserve">, </w:t>
                   </w:r>
                   <w:r>
-                    <w:t xml:space="preserve">+7 (812) 600-66-33 доб. 780</w:t>
+                    <w:t xml:space="preserve">+7 (812) 972-87-72 доб. 205</w:t>
                   </w:r>
                 </w:p>
               </w:txbxContent>

--- a/tests/corpus_v2/docs/works_0002.docx
+++ b/tests/corpus_v2/docs/works_0002.docx
@@ -244,10 +244,16 @@
         <w:t xml:space="preserve">МКАС при ТПП РФ</w:t>
       </w:r>
       <w:r>
+        <w:t xml:space="preserve">. Товар отгружается с сопроводительным документом паспорт качества № </w:t>
+      </w:r>
+      <w:r>
+        <w:t xml:space="preserve">36 21 376566</w:t>
+      </w:r>
+      <w:r>
         <w:t xml:space="preserve">. Цена — </w:t>
       </w:r>
       <w:r>
-        <w:t xml:space="preserve">29 200 000,5 (двадцать девять миллионов двести тысяч) рублей</w:t>
+        <w:t xml:space="preserve">794 000,6 (семьсот девяносто четыре тысячи) рублей</w:t>
       </w:r>
       <w:r>
         <w:t xml:space="preserve">, </w:t>
@@ -273,7 +279,7 @@
         <w:t xml:space="preserve">3.1. Место исполнения обязательств: </w:t>
       </w:r>
       <w:r>
-        <w:t xml:space="preserve">620014, Тверская обл., г. Екатеринбург, бул. Кутузовский, д. 74, корп. 1, литера А, пом. 2, оф. 361</w:t>
+        <w:t xml:space="preserve">Московская обл., тер. СНТ «Родник», уч. 22</w:t>
       </w:r>
       <w:r>
         <w:t xml:space="preserve">.</w:t>
@@ -290,7 +296,7 @@
         <w:t xml:space="preserve"> по телефону </w:t>
       </w:r>
       <w:r>
-        <w:t xml:space="preserve">+7 (843) 748-57-90</w:t>
+        <w:t xml:space="preserve">+7 (383) 499-91-57</w:t>
       </w:r>
       <w:r>
         <w:t xml:space="preserve">.</w:t>
@@ -301,7 +307,7 @@
         <w:t xml:space="preserve">3.3. Срок исполнения обязательств — </w:t>
       </w:r>
       <w:r>
-        <w:t xml:space="preserve">не позднее 03.06.2025</w:t>
+        <w:t xml:space="preserve">не позднее 25.11.2025</w:t>
       </w:r>
       <w:r>
         <w:t xml:space="preserve">.</w:t>
@@ -366,7 +372,7 @@
         <w:t xml:space="preserve">Сторона, для которой создалась невозможность исполнения, обязана уведомить другую Сторону. Срок уведомления — </w:t>
       </w:r>
       <w:r>
-        <w:t xml:space="preserve">в течение 45 календарных дней с даты подписания Сторонами акта сдачи-приемки оказанных услуг</w:t>
+        <w:t xml:space="preserve">в течение 20 календарных дней с даты подписания Сторонами акта сдачи-приемки оказанных услуг</w:t>
       </w:r>
       <w:r>
         <w:t xml:space="preserve">.</w:t>
@@ -380,7 +386,7 @@
         <w:t xml:space="preserve">Все споры и разногласия решаются путём переговоров. Претензионный порядок обязателен, срок ответа на претензию — </w:t>
       </w:r>
       <w:r>
-        <w:t xml:space="preserve">в течение четырнадцати дней с момента подписания акта</w:t>
+        <w:t xml:space="preserve">в течение десяти дней с момента подписания акта</w:t>
       </w:r>
       <w:r>
         <w:t xml:space="preserve">.</w:t>
@@ -401,7 +407,7 @@
         <w:t xml:space="preserve">Контрольный ИНН: </w:t>
       </w:r>
       <w:r>
-        <w:t xml:space="preserve">О54237Ч4І5</w:t>
+        <w:t xml:space="preserve">054237Ч415</w:t>
       </w:r>
     </w:p>
     <w:p>
@@ -409,7 +415,7 @@
         <w:t xml:space="preserve">Ответственное лицо: </w:t>
       </w:r>
       <w:r>
-        <w:t xml:space="preserve">дe Врис Йохaн</w:t>
+        <w:t xml:space="preserve">дe Вpис Йоxан</w:t>
       </w:r>
     </w:p>
     <w:p>
@@ -417,7 +423,7 @@
         <w:t xml:space="preserve">БИК банка: </w:t>
       </w:r>
       <w:r>
-        <w:t xml:space="preserve">0440З0790</w:t>
+        <w:t xml:space="preserve">0Ч4030790</w:t>
       </w:r>
     </w:p>
     <w:p>
@@ -440,13 +446,13 @@
         <w:t xml:space="preserve"> </w:t>
       </w:r>
       <w:r>
-        <w:t xml:space="preserve">Москва  Мира 1</w:t>
+        <w:t xml:space="preserve">Воронеж  Ленинградская 43</w:t>
       </w:r>
       <w:r>
         <w:t xml:space="preserve"> тел </w:t>
       </w:r>
       <w:r>
-        <w:t xml:space="preserve">84952773198</w:t>
+        <w:t xml:space="preserve">88124811191</w:t>
       </w:r>
     </w:p>
     <w:p/>
@@ -467,10 +473,10 @@
         <w:rPr>
           <w:b/>
         </w:rPr>
-        <w:t xml:space="preserve">71Ф-82</w:t>
-      </w:r>
-      <w:r>
-        <w:t xml:space="preserve">890/16-435Д</w:t>
+        <w:t xml:space="preserve">14Ф-95</w:t>
+      </w:r>
+      <w:r>
+        <w:t xml:space="preserve">229/10-017Д</w:t>
       </w:r>
       <w:r>
         <w:t xml:space="preserve">.</w:t>
@@ -484,10 +490,10 @@
         <w:rPr>
           <w:b/>
         </w:rPr>
-        <w:t xml:space="preserve">89 2</w:t>
-      </w:r>
-      <w:r>
-        <w:t xml:space="preserve">00 000 руб. 5 коп.</w:t>
+        <w:t xml:space="preserve">1</w:t>
+      </w:r>
+      <w:r>
+        <w:t xml:space="preserve">87 000 руб. 5 коп.</w:t>
       </w:r>
       <w:r>
         <w:t xml:space="preserve">.</w:t>
@@ -515,9 +521,9 @@
         <w:t xml:space="preserve">9.4. Контрольная запись: </w:t>
       </w:r>
       <w:r>
-        <w:t xml:space="preserve">в течение 1</w:t>
+        <w:t xml:space="preserve">в течение 6</w:t>
         <w:br/>
-        <w:t xml:space="preserve">4 рабочих дней со дня предъявления требования</w:t>
+        <w:t xml:space="preserve">0 рабочих дней со дня предъявления требования</w:t>
       </w:r>
       <w:r>
         <w:t xml:space="preserve">.</w:t>
@@ -572,7 +578,15 @@
               <w:t xml:space="preserve">Юридический адрес: </w:t>
             </w:r>
             <w:r>
-              <w:t xml:space="preserve">394000, Свердловская обл., г. Воронеж, просп. Победы, д. 55, корп. 3, литера А, пом. 26, оф. 350</w:t>
+              <w:t xml:space="preserve">Республика Татарстан, тер. СНТ «Родник», уч. 157</w:t>
+            </w:r>
+          </w:p>
+          <w:p>
+            <w:r>
+              <w:t xml:space="preserve">Почтовый адрес: </w:t>
+            </w:r>
+            <w:r>
+              <w:t xml:space="preserve">Краснодарский край, Наро-Фоминский р-н, 53 км автодороги М-8 «Дон», стр. 2</w:t>
             </w:r>
           </w:p>
           <w:p>
@@ -627,7 +641,7 @@
               <w:t xml:space="preserve">Тел.: </w:t>
             </w:r>
             <w:r>
-              <w:t xml:space="preserve">+7 (843) 328-18-50</w:t>
+              <w:t xml:space="preserve">+7 (495) 425-31-81</w:t>
             </w:r>
           </w:p>
           <w:p>
@@ -635,7 +649,7 @@
               <w:t xml:space="preserve">E-mail: </w:t>
             </w:r>
             <w:r>
-              <w:t xml:space="preserve">de@yandex.ru</w:t>
+              <w:t xml:space="preserve">de@corp-tehno.ru</w:t>
             </w:r>
           </w:p>
           <w:p/>
@@ -673,7 +687,7 @@
               <w:t xml:space="preserve">Адрес регистрации: </w:t>
             </w:r>
             <w:r>
-              <w:t xml:space="preserve">Краснодарский край, тер. СНТ «Родник», уч. 233</w:t>
+              <w:t xml:space="preserve">Свердловская обл., Ленинский р-н, 65 км автодороги М-2 «Дон», стр. 3</w:t>
             </w:r>
           </w:p>
           <w:p>
@@ -712,7 +726,7 @@
               <w:t xml:space="preserve">Тел.: </w:t>
             </w:r>
             <w:r>
-              <w:t xml:space="preserve">+7 (499) 524-20-49</w:t>
+              <w:t xml:space="preserve">+7 (495) 752-15-24</w:t>
             </w:r>
           </w:p>
           <w:p>
@@ -720,7 +734,7 @@
               <w:t xml:space="preserve">E-mail: </w:t>
             </w:r>
             <w:r>
-              <w:t xml:space="preserve">smirnova@mail.ru</w:t>
+              <w:t xml:space="preserve">smirnova@list.ru</w:t>
             </w:r>
           </w:p>
           <w:p/>
@@ -738,7 +752,7 @@
     <w:p>
       <w:r>
         <w:pict>
-          <v:shape id="tb5112" type="#_x0000_t202" style="position:absolute;margin-left:0;margin-top:0;width:400pt;height:40pt">
+          <v:shape id="tb2775" type="#_x0000_t202" style="position:absolute;margin-left:0;margin-top:0;width:400pt;height:40pt">
             <v:textbox>
               <w:txbxContent>
                 <w:p>
@@ -746,13 +760,13 @@
                     <w:t xml:space="preserve">ВНИМАНИЕ! Бухгалтерия: </w:t>
                   </w:r>
                   <w:r>
-                    <w:t xml:space="preserve">Смирнов Олег Николаевич</w:t>
+                    <w:t xml:space="preserve">Максимова Мария Павловна</w:t>
                   </w:r>
                   <w:r>
                     <w:t xml:space="preserve">, </w:t>
                   </w:r>
                   <w:r>
-                    <w:t xml:space="preserve">+7 (812) 972-87-72 доб. 205</w:t>
+                    <w:t xml:space="preserve">+7 (812) 600-66-33 доб. 780</w:t>
                   </w:r>
                 </w:p>
               </w:txbxContent>

--- a/tests/corpus_v2/docs/works_0002.docx
+++ b/tests/corpus_v2/docs/works_0002.docx
@@ -250,10 +250,46 @@
         <w:t xml:space="preserve">36 21 376566</w:t>
       </w:r>
       <w:r>
+        <w:t xml:space="preserve">. К партии приложен паспорт изделия № </w:t>
+      </w:r>
+      <w:r>
+        <w:t xml:space="preserve">99 02 450476</w:t>
+      </w:r>
+      <w:r>
+        <w:t xml:space="preserve">. Оборудование поставляется с паспортом транспортного средства № </w:t>
+      </w:r>
+      <w:r>
+        <w:t xml:space="preserve">85 20 413578</w:t>
+      </w:r>
+      <w:r>
+        <w:t xml:space="preserve">. Приёмка производится согласно техническому паспорту </w:t>
+      </w:r>
+      <w:r>
+        <w:t xml:space="preserve">74 06 054031</w:t>
+      </w:r>
+      <w:r>
+        <w:t xml:space="preserve">. СНИЛС не указан, номер заказа </w:t>
+      </w:r>
+      <w:r>
+        <w:t xml:space="preserve">044-943-524 49</w:t>
+      </w:r>
+      <w:r>
+        <w:t xml:space="preserve">. Дата рождения не проставлена, документ выдан </w:t>
+      </w:r>
+      <w:r>
+        <w:t xml:space="preserve">21.06.2016</w:t>
+      </w:r>
+      <w:r>
+        <w:t xml:space="preserve">. Код подразделения, см. артикул </w:t>
+      </w:r>
+      <w:r>
+        <w:t xml:space="preserve">379-201</w:t>
+      </w:r>
+      <w:r>
         <w:t xml:space="preserve">. Цена — </w:t>
       </w:r>
       <w:r>
-        <w:t xml:space="preserve">794 000,6 (семьсот девяносто четыре тысячи) рублей</w:t>
+        <w:t xml:space="preserve">50 900 000,4 (пятьдесят миллионов девятьсот тысяч) рублей</w:t>
       </w:r>
       <w:r>
         <w:t xml:space="preserve">, </w:t>
@@ -279,7 +315,7 @@
         <w:t xml:space="preserve">3.1. Место исполнения обязательств: </w:t>
       </w:r>
       <w:r>
-        <w:t xml:space="preserve">Московская обл., тер. СНТ «Родник», уч. 22</w:t>
+        <w:t xml:space="preserve">344002, Московская обл., г. Ростов-на-Дону, пер. Строителей, д. 78, корп. 2, литера А, пом. 19, оф. 154</w:t>
       </w:r>
       <w:r>
         <w:t xml:space="preserve">.</w:t>
@@ -296,7 +332,7 @@
         <w:t xml:space="preserve"> по телефону </w:t>
       </w:r>
       <w:r>
-        <w:t xml:space="preserve">+7 (383) 499-91-57</w:t>
+        <w:t xml:space="preserve">+7 (812) 595-22-36</w:t>
       </w:r>
       <w:r>
         <w:t xml:space="preserve">.</w:t>
@@ -307,7 +343,7 @@
         <w:t xml:space="preserve">3.3. Срок исполнения обязательств — </w:t>
       </w:r>
       <w:r>
-        <w:t xml:space="preserve">не позднее 25.11.2025</w:t>
+        <w:t xml:space="preserve">не позднее 17.06.2025</w:t>
       </w:r>
       <w:r>
         <w:t xml:space="preserve">.</w:t>
@@ -372,7 +408,7 @@
         <w:t xml:space="preserve">Сторона, для которой создалась невозможность исполнения, обязана уведомить другую Сторону. Срок уведомления — </w:t>
       </w:r>
       <w:r>
-        <w:t xml:space="preserve">в течение 20 календарных дней с даты подписания Сторонами акта сдачи-приемки оказанных услуг</w:t>
+        <w:t xml:space="preserve">в течение 14 календарных дней с даты подписания Сторонами акта сдачи-приемки оказанных услуг</w:t>
       </w:r>
       <w:r>
         <w:t xml:space="preserve">.</w:t>
@@ -386,7 +422,7 @@
         <w:t xml:space="preserve">Все споры и разногласия решаются путём переговоров. Претензионный порядок обязателен, срок ответа на претензию — </w:t>
       </w:r>
       <w:r>
-        <w:t xml:space="preserve">в течение десяти дней с момента подписания акта</w:t>
+        <w:t xml:space="preserve">в течение шестидесяти дней с момента подписания акта</w:t>
       </w:r>
       <w:r>
         <w:t xml:space="preserve">.</w:t>
@@ -407,7 +443,7 @@
         <w:t xml:space="preserve">Контрольный ИНН: </w:t>
       </w:r>
       <w:r>
-        <w:t xml:space="preserve">054237Ч415</w:t>
+        <w:t xml:space="preserve">0542374Ч15</w:t>
       </w:r>
     </w:p>
     <w:p>
@@ -415,7 +451,7 @@
         <w:t xml:space="preserve">Ответственное лицо: </w:t>
       </w:r>
       <w:r>
-        <w:t xml:space="preserve">дe Вpис Йоxан</w:t>
+        <w:t xml:space="preserve">де Bрис Йохaн</w:t>
       </w:r>
     </w:p>
     <w:p>
@@ -423,7 +459,7 @@
         <w:t xml:space="preserve">БИК банка: </w:t>
       </w:r>
       <w:r>
-        <w:t xml:space="preserve">0Ч4030790</w:t>
+        <w:t xml:space="preserve">О44030790</w:t>
       </w:r>
     </w:p>
     <w:p>
@@ -446,13 +482,13 @@
         <w:t xml:space="preserve"> </w:t>
       </w:r>
       <w:r>
-        <w:t xml:space="preserve">Воронеж  Ленинградская 43</w:t>
+        <w:t xml:space="preserve">Красногорск  Строителей 70</w:t>
       </w:r>
       <w:r>
         <w:t xml:space="preserve"> тел </w:t>
       </w:r>
       <w:r>
-        <w:t xml:space="preserve">88124811191</w:t>
+        <w:t xml:space="preserve">88439105169</w:t>
       </w:r>
     </w:p>
     <w:p/>
@@ -473,10 +509,10 @@
         <w:rPr>
           <w:b/>
         </w:rPr>
-        <w:t xml:space="preserve">14Ф-95</w:t>
-      </w:r>
-      <w:r>
-        <w:t xml:space="preserve">229/10-017Д</w:t>
+        <w:t xml:space="preserve">29Ф-09</w:t>
+      </w:r>
+      <w:r>
+        <w:t xml:space="preserve">108/20-172Д</w:t>
       </w:r>
       <w:r>
         <w:t xml:space="preserve">.</w:t>
@@ -490,10 +526,10 @@
         <w:rPr>
           <w:b/>
         </w:rPr>
-        <w:t xml:space="preserve">1</w:t>
-      </w:r>
-      <w:r>
-        <w:t xml:space="preserve">87 000 руб. 5 коп.</w:t>
+        <w:t xml:space="preserve">5 8</w:t>
+      </w:r>
+      <w:r>
+        <w:t xml:space="preserve">50 000 руб. 0 коп.</w:t>
       </w:r>
       <w:r>
         <w:t xml:space="preserve">.</w:t>
@@ -521,7 +557,7 @@
         <w:t xml:space="preserve">9.4. Контрольная запись: </w:t>
       </w:r>
       <w:r>
-        <w:t xml:space="preserve">в течение 6</w:t>
+        <w:t xml:space="preserve">в течение 2</w:t>
         <w:br/>
         <w:t xml:space="preserve">0 рабочих дней со дня предъявления требования</w:t>
       </w:r>
@@ -578,15 +614,7 @@
               <w:t xml:space="preserve">Юридический адрес: </w:t>
             </w:r>
             <w:r>
-              <w:t xml:space="preserve">Республика Татарстан, тер. СНТ «Родник», уч. 157</w:t>
-            </w:r>
-          </w:p>
-          <w:p>
-            <w:r>
-              <w:t xml:space="preserve">Почтовый адрес: </w:t>
-            </w:r>
-            <w:r>
-              <w:t xml:space="preserve">Краснодарский край, Наро-Фоминский р-н, 53 км автодороги М-8 «Дон», стр. 2</w:t>
+              <w:t xml:space="preserve">Ленинградская обл., тер. СНТ «Родник», уч. 50</w:t>
             </w:r>
           </w:p>
           <w:p>
@@ -641,7 +669,7 @@
               <w:t xml:space="preserve">Тел.: </w:t>
             </w:r>
             <w:r>
-              <w:t xml:space="preserve">+7 (495) 425-31-81</w:t>
+              <w:t xml:space="preserve">+7 (495) 219-88-55</w:t>
             </w:r>
           </w:p>
           <w:p>
@@ -687,7 +715,7 @@
               <w:t xml:space="preserve">Адрес регистрации: </w:t>
             </w:r>
             <w:r>
-              <w:t xml:space="preserve">Свердловская обл., Ленинский р-н, 65 км автодороги М-2 «Дон», стр. 3</w:t>
+              <w:t xml:space="preserve">Свердловская обл., тер. СНТ «Родник», уч. 225</w:t>
             </w:r>
           </w:p>
           <w:p>
@@ -726,7 +754,7 @@
               <w:t xml:space="preserve">Тел.: </w:t>
             </w:r>
             <w:r>
-              <w:t xml:space="preserve">+7 (495) 752-15-24</w:t>
+              <w:t xml:space="preserve">+7 (499) 780-32-68</w:t>
             </w:r>
           </w:p>
           <w:p>
@@ -734,7 +762,7 @@
               <w:t xml:space="preserve">E-mail: </w:t>
             </w:r>
             <w:r>
-              <w:t xml:space="preserve">smirnova@list.ru</w:t>
+              <w:t xml:space="preserve">smirnova@sibtrans.ru</w:t>
             </w:r>
           </w:p>
           <w:p/>
@@ -752,7 +780,7 @@
     <w:p>
       <w:r>
         <w:pict>
-          <v:shape id="tb2775" type="#_x0000_t202" style="position:absolute;margin-left:0;margin-top:0;width:400pt;height:40pt">
+          <v:shape id="tb1568" type="#_x0000_t202" style="position:absolute;margin-left:0;margin-top:0;width:400pt;height:40pt">
             <v:textbox>
               <w:txbxContent>
                 <w:p>
@@ -760,13 +788,13 @@
                     <w:t xml:space="preserve">ВНИМАНИЕ! Бухгалтерия: </w:t>
                   </w:r>
                   <w:r>
-                    <w:t xml:space="preserve">Максимова Мария Павловна</w:t>
+                    <w:t xml:space="preserve">Беляев Артём Иванович</w:t>
                   </w:r>
                   <w:r>
                     <w:t xml:space="preserve">, </w:t>
                   </w:r>
                   <w:r>
-                    <w:t xml:space="preserve">+7 (812) 600-66-33 доб. 780</w:t>
+                    <w:t xml:space="preserve">+7 (846) 707-69-27 доб. 685</w:t>
                   </w:r>
                 </w:p>
               </w:txbxContent>

--- a/tests/corpus_v2/docs/works_0002.docx
+++ b/tests/corpus_v2/docs/works_0002.docx
@@ -301,280 +301,120 @@
         <w:t xml:space="preserve">.</w:t>
       </w:r>
     </w:p>
-    <w:p/>
-    <w:p>
-      <w:r>
-        <w:rPr>
-          <w:b/>
-        </w:rPr>
-        <w:t xml:space="preserve">3. МЕСТО И СРОКИ ИСПОЛНЕНИЯ</w:t>
-      </w:r>
-    </w:p>
-    <w:p>
-      <w:r>
-        <w:t xml:space="preserve">3.1. Место исполнения обязательств: </w:t>
-      </w:r>
-      <w:r>
-        <w:t xml:space="preserve">344002, Московская обл., г. Ростов-на-Дону, пер. Строителей, д. 78, корп. 2, литера А, пом. 19, оф. 154</w:t>
-      </w:r>
-      <w:r>
-        <w:t xml:space="preserve">.</w:t>
-      </w:r>
-    </w:p>
-    <w:p>
-      <w:r>
-        <w:t xml:space="preserve">3.2. Уведомления направляются </w:t>
-      </w:r>
-      <w:r>
-        <w:t xml:space="preserve">Смирновой Ирине Сергеевне</w:t>
-      </w:r>
-      <w:r>
-        <w:t xml:space="preserve"> по телефону </w:t>
-      </w:r>
-      <w:r>
-        <w:t xml:space="preserve">+7 (812) 595-22-36</w:t>
-      </w:r>
-      <w:r>
-        <w:t xml:space="preserve">.</w:t>
-      </w:r>
-    </w:p>
-    <w:p>
-      <w:r>
-        <w:t xml:space="preserve">3.3. Срок исполнения обязательств — </w:t>
-      </w:r>
-      <w:r>
-        <w:t xml:space="preserve">не позднее 17.06.2025</w:t>
-      </w:r>
-      <w:r>
-        <w:t xml:space="preserve">.</w:t>
-      </w:r>
-    </w:p>
-    <w:p/>
-    <w:p>
-      <w:r>
-        <w:rPr>
-          <w:b/>
-        </w:rPr>
-        <w:t xml:space="preserve">4. ПРОЧИЕ УСЛОВИЯ</w:t>
-      </w:r>
-    </w:p>
-    <w:p>
-      <w:r>
-        <w:t xml:space="preserve">4.1. </w:t>
-      </w:r>
-      <w:r>
-        <w:t xml:space="preserve">Стороны несут ответственность за неисполнение или ненадлежащее исполнение обязательств в соответствии с законодательством Российской Федерации.</w:t>
-      </w:r>
-    </w:p>
-    <w:p>
-      <w:r>
-        <w:t xml:space="preserve">4.2. </w:t>
-      </w:r>
-      <w:r>
-        <w:t xml:space="preserve">Размер неустойки за нарушение сроков оплаты: </w:t>
-      </w:r>
-      <w:r>
-        <w:t xml:space="preserve">0,3 (трёх десятых) % от стоимости неоплаченных работ</w:t>
-      </w:r>
-      <w:r>
-        <w:t xml:space="preserve">. Предельный размер ответственности: </w:t>
-      </w:r>
-      <w:r>
-        <w:t xml:space="preserve">1/300 ключевой ставки ЦБ РФ годовых</w:t>
-      </w:r>
-      <w:r>
-        <w:t xml:space="preserve">, но не более </w:t>
-      </w:r>
-      <w:r>
-        <w:t xml:space="preserve">0,01 (одна сотая процента) % от цены Договора</w:t>
-      </w:r>
-      <w:r>
-        <w:t xml:space="preserve">.</w:t>
-      </w:r>
-    </w:p>
-    <w:p>
-      <w:r>
-        <w:t xml:space="preserve">4.3. </w:t>
-      </w:r>
-      <w:r>
-        <w:t xml:space="preserve">Стороны освобождаются от ответственности при наступлении обстоятельств непреодолимой силы, если они прямо повлияли на исполнение обязательств.</w:t>
-      </w:r>
-    </w:p>
-    <w:p>
-      <w:r>
-        <w:t xml:space="preserve">4.4. </w:t>
-      </w:r>
-      <w:r>
-        <w:t xml:space="preserve">Сторона, для которой создалась невозможность исполнения, обязана уведомить другую Сторону. Срок уведомления — </w:t>
-      </w:r>
-      <w:r>
-        <w:t xml:space="preserve">в течение 14 календарных дней с даты подписания Сторонами акта сдачи-приемки оказанных услуг</w:t>
-      </w:r>
-      <w:r>
-        <w:t xml:space="preserve">.</w:t>
-      </w:r>
-    </w:p>
-    <w:p>
-      <w:r>
-        <w:t xml:space="preserve">4.5. </w:t>
-      </w:r>
-      <w:r>
-        <w:t xml:space="preserve">Все споры и разногласия решаются путём переговоров. Претензионный порядок обязателен, срок ответа на претензию — </w:t>
-      </w:r>
-      <w:r>
-        <w:t xml:space="preserve">в течение шестидесяти дней с момента подписания акта</w:t>
-      </w:r>
-      <w:r>
-        <w:t xml:space="preserve">.</w:t>
-      </w:r>
-    </w:p>
-    <w:p/>
-    <w:p/>
-    <w:p>
-      <w:r>
-        <w:rPr>
-          <w:b/>
-        </w:rPr>
-        <w:t xml:space="preserve">10. ДОПОЛНИТЕЛЬНЫЕ СВЕДЕНИЯ О СТОРОНАХ</w:t>
-      </w:r>
-    </w:p>
-    <w:p>
-      <w:r>
-        <w:t xml:space="preserve">Контрольный ИНН: </w:t>
-      </w:r>
-      <w:r>
-        <w:t xml:space="preserve">0542374Ч15</w:t>
-      </w:r>
-    </w:p>
-    <w:p>
-      <w:r>
-        <w:t xml:space="preserve">Ответственное лицо: </w:t>
-      </w:r>
-      <w:r>
-        <w:t xml:space="preserve">де Bрис Йохaн</w:t>
-      </w:r>
-    </w:p>
-    <w:p>
-      <w:r>
-        <w:t xml:space="preserve">БИК банка: </w:t>
-      </w:r>
-      <w:r>
-        <w:t xml:space="preserve">О44030790</w:t>
-      </w:r>
-    </w:p>
-    <w:p>
-      <w:r>
-        <w:t xml:space="preserve">АО Альтаир</w:t>
-      </w:r>
-      <w:r>
-        <w:t xml:space="preserve"> ИНН </w:t>
-      </w:r>
-      <w:r>
-        <w:t xml:space="preserve">0542374415</w:t>
-      </w:r>
-      <w:r>
-        <w:t xml:space="preserve"> КПП </w:t>
-      </w:r>
-      <w:r>
-        <w:t xml:space="preserve">728755858</w:t>
-      </w:r>
-      <w:r>
-        <w:t xml:space="preserve"> </w:t>
-      </w:r>
-      <w:r>
-        <w:t xml:space="preserve">Красногорск  Строителей 70</w:t>
-      </w:r>
-      <w:r>
-        <w:t xml:space="preserve"> тел </w:t>
-      </w:r>
-      <w:r>
-        <w:t xml:space="preserve">88439105169</w:t>
-      </w:r>
-    </w:p>
-    <w:p/>
-    <w:p/>
-    <w:p>
-      <w:r>
-        <w:rPr>
-          <w:b/>
-        </w:rPr>
-        <w:t xml:space="preserve">9. КОНТРОЛЬНЫЕ ВЕЛИЧИНЫ</w:t>
-      </w:r>
-    </w:p>
-    <w:p>
-      <w:r>
-        <w:t xml:space="preserve">9.1. Контрольная запись: </w:t>
-      </w:r>
-      <w:r>
-        <w:rPr>
-          <w:b/>
-        </w:rPr>
-        <w:t xml:space="preserve">29Ф-09</w:t>
-      </w:r>
-      <w:r>
-        <w:t xml:space="preserve">108/20-172Д</w:t>
-      </w:r>
-      <w:r>
-        <w:t xml:space="preserve">.</w:t>
-      </w:r>
-    </w:p>
-    <w:p>
-      <w:r>
-        <w:t xml:space="preserve">9.2. Контрольная запись: </w:t>
-      </w:r>
-      <w:r>
-        <w:rPr>
-          <w:b/>
-        </w:rPr>
-        <w:t xml:space="preserve">5 8</w:t>
-      </w:r>
-      <w:r>
-        <w:t xml:space="preserve">50 000 руб. 0 коп.</w:t>
-      </w:r>
-      <w:r>
-        <w:t xml:space="preserve">.</w:t>
-      </w:r>
-    </w:p>
-    <w:p>
-      <w:r>
-        <w:t xml:space="preserve">9.3. Контрольная запись: </w:t>
-      </w:r>
-      <w:r>
-        <w:rPr>
-          <w:b/>
-        </w:rPr>
-        <w:t xml:space="preserve">1/1</w:t>
-      </w:r>
-      <w:r>
-        <w:t xml:space="preserve">30 ключевой ставки ЦБ РФ от стоимости неоплаченных работ</w:t>
-      </w:r>
-      <w:r>
-        <w:t xml:space="preserve">.</w:t>
-      </w:r>
-    </w:p>
-    <w:p>
-      <w:r>
-        <w:t xml:space="preserve">9.4. Контрольная запись: </w:t>
-      </w:r>
-      <w:r>
-        <w:t xml:space="preserve">в течение 2</w:t>
-        <w:br/>
-        <w:t xml:space="preserve">0 рабочих дней со дня предъявления требования</w:t>
-      </w:r>
-      <w:r>
-        <w:t xml:space="preserve">.</w:t>
-      </w:r>
-    </w:p>
-    <w:p/>
-    <w:p>
-      <w:r>
-        <w:rPr>
-          <w:b/>
-        </w:rPr>
-        <w:t xml:space="preserve">РЕКВИЗИТЫ И ПОДПИСИ СТОРОН</w:t>
-      </w:r>
-    </w:p>
-    <w:p/>
+    <w:p>
+      <w:r>
+        <w:t xml:space="preserve">2.5. </w:t>
+      </w:r>
+      <w:r>
+        <w:t xml:space="preserve">Товар маркирован штрихкодом </w:t>
+      </w:r>
+      <w:r>
+        <w:t xml:space="preserve">4604852429842</w:t>
+      </w:r>
+      <w:r>
+        <w:t xml:space="preserve">. Код контрагента по ОКПО — </w:t>
+      </w:r>
+      <w:r>
+        <w:t xml:space="preserve">7988712625</w:t>
+      </w:r>
+      <w:r>
+        <w:t xml:space="preserve">. Оборудование учтено под инвентарным номером </w:t>
+      </w:r>
+      <w:r>
+        <w:t xml:space="preserve">044880023</w:t>
+      </w:r>
+      <w:r>
+        <w:t xml:space="preserve">, складской позиции присвоен номер </w:t>
+      </w:r>
+      <w:r>
+        <w:t xml:space="preserve">647581789</w:t>
+      </w:r>
+      <w:r>
+        <w:t xml:space="preserve">.</w:t>
+      </w:r>
+    </w:p>
+    <w:p>
+      <w:r>
+        <w:t xml:space="preserve">2.6. </w:t>
+      </w:r>
+      <w:r>
+        <w:t xml:space="preserve">Оплата по счёту-фактуре на КБК </w:t>
+      </w:r>
+      <w:r>
+        <w:t xml:space="preserve">18210101011011000116</w:t>
+      </w:r>
+      <w:r>
+        <w:t xml:space="preserve">. ИНН не присвоен, регистрационный № </w:t>
+      </w:r>
+      <w:r>
+        <w:t xml:space="preserve">8052225448</w:t>
+      </w:r>
+      <w:r>
+        <w:t xml:space="preserve">. ИНН не присвоен, платёжный документ № </w:t>
+      </w:r>
+      <w:r>
+        <w:t xml:space="preserve">118473963061</w:t>
+      </w:r>
+      <w:r>
+        <w:t xml:space="preserve">. Заказчик действует в лице </w:t>
+      </w:r>
+      <w:r>
+        <w:t xml:space="preserve">уполномоченного представителя</w:t>
+      </w:r>
+      <w:r>
+        <w:t xml:space="preserve">, назначаемого приказом.</w:t>
+      </w:r>
+    </w:p>
+    <w:p>
+      <w:r>
+        <w:t xml:space="preserve">2.7. </w:t>
+      </w:r>
+      <w:r>
+        <w:t xml:space="preserve">Массовая доля влаги в товаре — </w:t>
+      </w:r>
+      <w:r>
+        <w:t xml:space="preserve">не более 13 %</w:t>
+      </w:r>
+      <w:r>
+        <w:t xml:space="preserve">. Товар подлежит хранению </w:t>
+      </w:r>
+      <w:r>
+        <w:t xml:space="preserve">в течение 24 часов</w:t>
+      </w:r>
+      <w:r>
+        <w:t xml:space="preserve"> при температуре не выше +4 °C. Срок исковой давности по требованиям, вытекающим из Договора, составляет </w:t>
+      </w:r>
+      <w:r>
+        <w:t xml:space="preserve">в течение трёх лет</w:t>
+      </w:r>
+      <w:r>
+        <w:t xml:space="preserve">, как установлено статьёй 196 Гражданского кодекса Российской Федерации. Обработка данных ведётся согласно Федеральному закону от 27.07.2006 № 152-ФЗ </w:t>
+      </w:r>
+      <w:r>
+        <w:t xml:space="preserve">«О персональных данных»</w:t>
+      </w:r>
+      <w:r>
+        <w:t xml:space="preserve">. Товар поставляется под маркой </w:t>
+      </w:r>
+      <w:r>
+        <w:t xml:space="preserve">«Стандарт»</w:t>
+      </w:r>
+      <w:r>
+        <w:t xml:space="preserve">. Влажность определяется </w:t>
+      </w:r>
+      <w:r>
+        <w:t xml:space="preserve">по методу Кьельдаля</w:t>
+      </w:r>
+      <w:r>
+        <w:t xml:space="preserve">. Споры передаются на рассмотрение в Арбитражный суд </w:t>
+      </w:r>
+      <w:r>
+        <w:t xml:space="preserve">города Москвы</w:t>
+      </w:r>
+      <w:r>
+        <w:t xml:space="preserve">.</w:t>
+      </w:r>
+    </w:p>
     <w:tbl>
       <w:tblPr>
         <w:tblW w:w="9360" w:type="dxa"/>
@@ -598,95 +438,7 @@
           </w:tcPr>
           <w:p>
             <w:r>
-              <w:rPr>
-                <w:b/>
-              </w:rPr>
-              <w:t xml:space="preserve">Подрядчик:</w:t>
-            </w:r>
-          </w:p>
-          <w:p>
-            <w:r>
-              <w:t xml:space="preserve">АО «Альтаир»</w:t>
-            </w:r>
-          </w:p>
-          <w:p>
-            <w:r>
-              <w:t xml:space="preserve">Юридический адрес: </w:t>
-            </w:r>
-            <w:r>
-              <w:t xml:space="preserve">Ленинградская обл., тер. СНТ «Родник», уч. 50</w:t>
-            </w:r>
-          </w:p>
-          <w:p>
-            <w:r>
-              <w:t xml:space="preserve">ИНН </w:t>
-            </w:r>
-            <w:r>
-              <w:t xml:space="preserve">0 542 374 415</w:t>
-            </w:r>
-            <w:r>
-              <w:t xml:space="preserve"> КПП </w:t>
-            </w:r>
-            <w:r>
-              <w:t xml:space="preserve">728755858</w:t>
-            </w:r>
-          </w:p>
-          <w:p>
-            <w:r>
-              <w:t xml:space="preserve">ОГРН </w:t>
-            </w:r>
-            <w:r>
-              <w:t xml:space="preserve">1 539 449 205 096</w:t>
-            </w:r>
-          </w:p>
-          <w:p>
-            <w:r>
-              <w:t xml:space="preserve">р/с </w:t>
-            </w:r>
-            <w:r>
-              <w:t xml:space="preserve">4070 2810 2150 1311 9498</w:t>
-            </w:r>
-            <w:r>
-              <w:t xml:space="preserve"> в ПАО «Банк «Санкт-Петербург»</w:t>
-            </w:r>
-          </w:p>
-          <w:p>
-            <w:r>
-              <w:t xml:space="preserve">к/с </w:t>
-            </w:r>
-            <w:r>
-              <w:t xml:space="preserve">30101810900000000790</w:t>
-            </w:r>
-            <w:r>
-              <w:t xml:space="preserve"> БИК </w:t>
-            </w:r>
-            <w:r>
-              <w:t xml:space="preserve">044030790</w:t>
-            </w:r>
-          </w:p>
-          <w:p>
-            <w:r>
-              <w:t xml:space="preserve">Тел.: </w:t>
-            </w:r>
-            <w:r>
-              <w:t xml:space="preserve">+7 (495) 219-88-55</w:t>
-            </w:r>
-          </w:p>
-          <w:p>
-            <w:r>
-              <w:t xml:space="preserve">E-mail: </w:t>
-            </w:r>
-            <w:r>
-              <w:t xml:space="preserve">de@corp-tehno.ru</w:t>
-            </w:r>
-          </w:p>
-          <w:p/>
-          <w:p>
-            <w:r>
-              <w:t xml:space="preserve">Управляющий ______________ </w:t>
-            </w:r>
-            <w:r>
-              <w:t xml:space="preserve">Й. де Врис</w:t>
+              <w:t xml:space="preserve">8</w:t>
             </w:r>
           </w:p>
         </w:tc>
@@ -696,6 +448,407 @@
           </w:tcPr>
           <w:p>
             <w:r>
+              <w:t xml:space="preserve">3568199884</w:t>
+            </w:r>
+          </w:p>
+        </w:tc>
+      </w:tr>
+    </w:tbl>
+    <w:p/>
+    <w:p>
+      <w:r>
+        <w:rPr>
+          <w:b/>
+        </w:rPr>
+        <w:t xml:space="preserve">3. МЕСТО И СРОКИ ИСПОЛНЕНИЯ</w:t>
+      </w:r>
+    </w:p>
+    <w:p>
+      <w:r>
+        <w:t xml:space="preserve">3.1. Место исполнения обязательств: </w:t>
+      </w:r>
+      <w:r>
+        <w:t xml:space="preserve">603000, Краснодарский край, г. Нижний Новгород, просп. Заречная, д. 34, корп. 3, литера А, пом. 15, оф. 105</w:t>
+      </w:r>
+      <w:r>
+        <w:t xml:space="preserve">.</w:t>
+      </w:r>
+    </w:p>
+    <w:p>
+      <w:r>
+        <w:t xml:space="preserve">3.2. Уведомления направляются </w:t>
+      </w:r>
+      <w:r>
+        <w:t xml:space="preserve">Смирновой Ирине Сергеевне</w:t>
+      </w:r>
+      <w:r>
+        <w:t xml:space="preserve"> по телефону </w:t>
+      </w:r>
+      <w:r>
+        <w:t xml:space="preserve">+7 (843) 973-33-36</w:t>
+      </w:r>
+      <w:r>
+        <w:t xml:space="preserve">.</w:t>
+      </w:r>
+    </w:p>
+    <w:p>
+      <w:r>
+        <w:t xml:space="preserve">3.3. Срок исполнения обязательств — </w:t>
+      </w:r>
+      <w:r>
+        <w:t xml:space="preserve">не позднее 01.11.2026</w:t>
+      </w:r>
+      <w:r>
+        <w:t xml:space="preserve">.</w:t>
+      </w:r>
+    </w:p>
+    <w:p/>
+    <w:p>
+      <w:r>
+        <w:rPr>
+          <w:b/>
+        </w:rPr>
+        <w:t xml:space="preserve">4. ПРОЧИЕ УСЛОВИЯ</w:t>
+      </w:r>
+    </w:p>
+    <w:p>
+      <w:r>
+        <w:t xml:space="preserve">4.1. </w:t>
+      </w:r>
+      <w:r>
+        <w:t xml:space="preserve">Стороны несут ответственность за неисполнение или ненадлежащее исполнение обязательств в соответствии с законодательством Российской Федерации.</w:t>
+      </w:r>
+    </w:p>
+    <w:p>
+      <w:r>
+        <w:t xml:space="preserve">4.2. </w:t>
+      </w:r>
+      <w:r>
+        <w:t xml:space="preserve">Размер неустойки за нарушение сроков оплаты: </w:t>
+      </w:r>
+      <w:r>
+        <w:t xml:space="preserve">0,3 (трёх десятых) % от стоимости неоплаченных работ</w:t>
+      </w:r>
+      <w:r>
+        <w:t xml:space="preserve">. Предельный размер ответственности: </w:t>
+      </w:r>
+      <w:r>
+        <w:t xml:space="preserve">1/300 ключевой ставки ЦБ РФ годовых</w:t>
+      </w:r>
+      <w:r>
+        <w:t xml:space="preserve">, но не более </w:t>
+      </w:r>
+      <w:r>
+        <w:t xml:space="preserve">0,01 (одна сотая процента) % от цены Договора</w:t>
+      </w:r>
+      <w:r>
+        <w:t xml:space="preserve">.</w:t>
+      </w:r>
+    </w:p>
+    <w:p>
+      <w:r>
+        <w:t xml:space="preserve">4.3. </w:t>
+      </w:r>
+      <w:r>
+        <w:t xml:space="preserve">Стороны освобождаются от ответственности при наступлении обстоятельств непреодолимой силы, если они прямо повлияли на исполнение обязательств.</w:t>
+      </w:r>
+    </w:p>
+    <w:p>
+      <w:r>
+        <w:t xml:space="preserve">4.4. </w:t>
+      </w:r>
+      <w:r>
+        <w:t xml:space="preserve">Сторона, для которой создалась невозможность исполнения, обязана уведомить другую Сторону. Срок уведомления — </w:t>
+      </w:r>
+      <w:r>
+        <w:t xml:space="preserve">в течение 60 календарных дней с даты подписания Сторонами акта сдачи-приемки оказанных услуг</w:t>
+      </w:r>
+      <w:r>
+        <w:t xml:space="preserve">.</w:t>
+      </w:r>
+    </w:p>
+    <w:p>
+      <w:r>
+        <w:t xml:space="preserve">4.5. </w:t>
+      </w:r>
+      <w:r>
+        <w:t xml:space="preserve">Все споры и разногласия решаются путём переговоров. Претензионный порядок обязателен, срок ответа на претензию — </w:t>
+      </w:r>
+      <w:r>
+        <w:t xml:space="preserve">в течение двадцати дней с момента подписания акта</w:t>
+      </w:r>
+      <w:r>
+        <w:t xml:space="preserve">.</w:t>
+      </w:r>
+    </w:p>
+    <w:p/>
+    <w:p/>
+    <w:p>
+      <w:r>
+        <w:rPr>
+          <w:b/>
+        </w:rPr>
+        <w:t xml:space="preserve">10. ДОПОЛНИТЕЛЬНЫЕ СВЕДЕНИЯ О СТОРОНАХ</w:t>
+      </w:r>
+    </w:p>
+    <w:p>
+      <w:r>
+        <w:t xml:space="preserve">Контрольный ИНН: </w:t>
+      </w:r>
+      <w:r>
+        <w:t xml:space="preserve">05Ч2З744І5</w:t>
+      </w:r>
+    </w:p>
+    <w:p>
+      <w:r>
+        <w:t xml:space="preserve">Ответственное лицо: </w:t>
+      </w:r>
+      <w:r>
+        <w:t xml:space="preserve">де Bpис Йоxан</w:t>
+      </w:r>
+    </w:p>
+    <w:p>
+      <w:r>
+        <w:t xml:space="preserve">БИК банка: </w:t>
+      </w:r>
+      <w:r>
+        <w:t xml:space="preserve">04Ч03079О</w:t>
+      </w:r>
+    </w:p>
+    <w:p>
+      <w:r>
+        <w:t xml:space="preserve">АО Альтаир</w:t>
+      </w:r>
+      <w:r>
+        <w:t xml:space="preserve"> ИНН </w:t>
+      </w:r>
+      <w:r>
+        <w:t xml:space="preserve">0542374415</w:t>
+      </w:r>
+      <w:r>
+        <w:t xml:space="preserve"> КПП </w:t>
+      </w:r>
+      <w:r>
+        <w:t xml:space="preserve">728755858</w:t>
+      </w:r>
+      <w:r>
+        <w:t xml:space="preserve"> </w:t>
+      </w:r>
+      <w:r>
+        <w:t xml:space="preserve">Санкт-Петербург  Садовая 72</w:t>
+      </w:r>
+      <w:r>
+        <w:t xml:space="preserve"> тел </w:t>
+      </w:r>
+      <w:r>
+        <w:t xml:space="preserve">88125545299</w:t>
+      </w:r>
+    </w:p>
+    <w:p/>
+    <w:p/>
+    <w:p>
+      <w:r>
+        <w:rPr>
+          <w:b/>
+        </w:rPr>
+        <w:t xml:space="preserve">9. КОНТРОЛЬНЫЕ ВЕЛИЧИНЫ</w:t>
+      </w:r>
+    </w:p>
+    <w:p>
+      <w:r>
+        <w:t xml:space="preserve">9.1. Контрольная запись: </w:t>
+      </w:r>
+      <w:r>
+        <w:rPr>
+          <w:b/>
+        </w:rPr>
+        <w:t xml:space="preserve">59Ф-30</w:t>
+      </w:r>
+      <w:r>
+        <w:t xml:space="preserve">353/23-084Д</w:t>
+      </w:r>
+      <w:r>
+        <w:t xml:space="preserve">.</w:t>
+      </w:r>
+    </w:p>
+    <w:p>
+      <w:r>
+        <w:t xml:space="preserve">9.2. Контрольная запись: </w:t>
+      </w:r>
+      <w:r>
+        <w:rPr>
+          <w:b/>
+        </w:rPr>
+        <w:t xml:space="preserve">9 0</w:t>
+      </w:r>
+      <w:r>
+        <w:t xml:space="preserve">80 000 руб. 0 коп.</w:t>
+      </w:r>
+      <w:r>
+        <w:t xml:space="preserve">.</w:t>
+      </w:r>
+    </w:p>
+    <w:p>
+      <w:r>
+        <w:t xml:space="preserve">9.3. Контрольная запись: </w:t>
+      </w:r>
+      <w:r>
+        <w:rPr>
+          <w:b/>
+        </w:rPr>
+        <w:t xml:space="preserve">1/1</w:t>
+      </w:r>
+      <w:r>
+        <w:t xml:space="preserve">30 ключевой ставки ЦБ РФ от стоимости неоплаченных работ</w:t>
+      </w:r>
+      <w:r>
+        <w:t xml:space="preserve">.</w:t>
+      </w:r>
+    </w:p>
+    <w:p>
+      <w:r>
+        <w:t xml:space="preserve">9.4. Контрольная запись: </w:t>
+      </w:r>
+      <w:r>
+        <w:t xml:space="preserve">не позднее 04.10.20</w:t>
+        <w:br/>
+        <w:t xml:space="preserve">26</w:t>
+      </w:r>
+      <w:r>
+        <w:t xml:space="preserve">.</w:t>
+      </w:r>
+    </w:p>
+    <w:p/>
+    <w:p>
+      <w:r>
+        <w:rPr>
+          <w:b/>
+        </w:rPr>
+        <w:t xml:space="preserve">РЕКВИЗИТЫ И ПОДПИСИ СТОРОН</w:t>
+      </w:r>
+    </w:p>
+    <w:p/>
+    <w:tbl>
+      <w:tblPr>
+        <w:tblW w:w="9360" w:type="dxa"/>
+        <w:tblBorders>
+          <w:top w:val="single" w:sz="4" w:color="auto"/>
+          <w:left w:val="single" w:sz="4" w:color="auto"/>
+          <w:bottom w:val="single" w:sz="4" w:color="auto"/>
+          <w:right w:val="single" w:sz="4" w:color="auto"/>
+          <w:insideH w:val="single" w:sz="4" w:color="auto"/>
+          <w:insideV w:val="single" w:sz="4" w:color="auto"/>
+        </w:tblBorders>
+      </w:tblPr>
+      <w:tblGrid>
+        <w:gridCol w:w="4680"/>
+        <w:gridCol w:w="4680"/>
+      </w:tblGrid>
+      <w:tr>
+        <w:tc>
+          <w:tcPr>
+            <w:tcW w:w="4680" w:type="dxa"/>
+          </w:tcPr>
+          <w:p>
+            <w:r>
+              <w:rPr>
+                <w:b/>
+              </w:rPr>
+              <w:t xml:space="preserve">Подрядчик:</w:t>
+            </w:r>
+          </w:p>
+          <w:p>
+            <w:r>
+              <w:t xml:space="preserve">АО «Альтаир»</w:t>
+            </w:r>
+          </w:p>
+          <w:p>
+            <w:r>
+              <w:t xml:space="preserve">Юридический адрес: </w:t>
+            </w:r>
+            <w:r>
+              <w:t xml:space="preserve">Республика Татарстан, Наро-Фоминский р-н, 74 км автодороги М-8 «Дон», стр. 2</w:t>
+            </w:r>
+          </w:p>
+          <w:p>
+            <w:r>
+              <w:t xml:space="preserve">ИНН </w:t>
+            </w:r>
+            <w:r>
+              <w:t xml:space="preserve">0 542 374 415</w:t>
+            </w:r>
+            <w:r>
+              <w:t xml:space="preserve"> КПП </w:t>
+            </w:r>
+            <w:r>
+              <w:t xml:space="preserve">728755858</w:t>
+            </w:r>
+          </w:p>
+          <w:p>
+            <w:r>
+              <w:t xml:space="preserve">ОГРН </w:t>
+            </w:r>
+            <w:r>
+              <w:t xml:space="preserve">1 539 449 205 096</w:t>
+            </w:r>
+          </w:p>
+          <w:p>
+            <w:r>
+              <w:t xml:space="preserve">р/с </w:t>
+            </w:r>
+            <w:r>
+              <w:t xml:space="preserve">4070 2810 2150 1311 9498</w:t>
+            </w:r>
+            <w:r>
+              <w:t xml:space="preserve"> в ПАО «Банк «Санкт-Петербург»</w:t>
+            </w:r>
+          </w:p>
+          <w:p>
+            <w:r>
+              <w:t xml:space="preserve">к/с </w:t>
+            </w:r>
+            <w:r>
+              <w:t xml:space="preserve">30101810900000000790</w:t>
+            </w:r>
+            <w:r>
+              <w:t xml:space="preserve"> БИК </w:t>
+            </w:r>
+            <w:r>
+              <w:t xml:space="preserve">044030790</w:t>
+            </w:r>
+          </w:p>
+          <w:p>
+            <w:r>
+              <w:t xml:space="preserve">Тел.: </w:t>
+            </w:r>
+            <w:r>
+              <w:t xml:space="preserve">+7 (843) 587-41-91</w:t>
+            </w:r>
+          </w:p>
+          <w:p>
+            <w:r>
+              <w:t xml:space="preserve">E-mail: </w:t>
+            </w:r>
+            <w:r>
+              <w:t xml:space="preserve">de@romashka.ru</w:t>
+            </w:r>
+          </w:p>
+          <w:p/>
+          <w:p>
+            <w:r>
+              <w:t xml:space="preserve">Управляющий ______________ </w:t>
+            </w:r>
+            <w:r>
+              <w:t xml:space="preserve">Й. де Врис</w:t>
+            </w:r>
+          </w:p>
+        </w:tc>
+        <w:tc>
+          <w:tcPr>
+            <w:tcW w:w="4680" w:type="dxa"/>
+          </w:tcPr>
+          <w:p>
+            <w:r>
               <w:rPr>
                 <w:b/>
               </w:rPr>
@@ -715,7 +868,7 @@
               <w:t xml:space="preserve">Адрес регистрации: </w:t>
             </w:r>
             <w:r>
-              <w:t xml:space="preserve">Свердловская обл., тер. СНТ «Родник», уч. 225</w:t>
+              <w:t xml:space="preserve">Краснодарский край, тер. СНТ «Родник», уч. 201</w:t>
             </w:r>
           </w:p>
           <w:p>
@@ -754,7 +907,7 @@
               <w:t xml:space="preserve">Тел.: </w:t>
             </w:r>
             <w:r>
-              <w:t xml:space="preserve">+7 (499) 780-32-68</w:t>
+              <w:t xml:space="preserve">+7 (499) 949-85-19</w:t>
             </w:r>
           </w:p>
           <w:p>
@@ -762,7 +915,7 @@
               <w:t xml:space="preserve">E-mail: </w:t>
             </w:r>
             <w:r>
-              <w:t xml:space="preserve">smirnova@sibtrans.ru</w:t>
+              <w:t xml:space="preserve">smirnova@romashka.ru</w:t>
             </w:r>
           </w:p>
           <w:p/>
@@ -780,7 +933,7 @@
     <w:p>
       <w:r>
         <w:pict>
-          <v:shape id="tb1568" type="#_x0000_t202" style="position:absolute;margin-left:0;margin-top:0;width:400pt;height:40pt">
+          <v:shape id="tb8080" type="#_x0000_t202" style="position:absolute;margin-left:0;margin-top:0;width:400pt;height:40pt">
             <v:textbox>
               <w:txbxContent>
                 <w:p>
@@ -788,13 +941,13 @@
                     <w:t xml:space="preserve">ВНИМАНИЕ! Бухгалтерия: </w:t>
                   </w:r>
                   <w:r>
-                    <w:t xml:space="preserve">Беляев Артём Иванович</w:t>
+                    <w:t xml:space="preserve">Крылова Дарья Андреевна</w:t>
                   </w:r>
                   <w:r>
                     <w:t xml:space="preserve">, </w:t>
                   </w:r>
                   <w:r>
-                    <w:t xml:space="preserve">+7 (846) 707-69-27 доб. 685</w:t>
+                    <w:t xml:space="preserve">+7 (383) 850-39-44 доб. 168</w:t>
                   </w:r>
                 </w:p>
               </w:txbxContent>

--- a/tests/corpus_v2/docs/works_0002.docx
+++ b/tests/corpus_v2/docs/works_0002.docx
@@ -24,7 +24,7 @@
         <w:rPr>
           <w:b/>
         </w:rPr>
-        <w:t xml:space="preserve">9/20</w:t>
+        <w:t xml:space="preserve">7/20</w:t>
       </w:r>
     </w:p>
     <w:p/>
@@ -42,13 +42,13 @@
     <w:p/>
     <w:p>
       <w:r>
-        <w:t xml:space="preserve">АО «Альтаир»</w:t>
+        <w:t xml:space="preserve">ООО «Клиника доктора Фёдорова»</w:t>
       </w:r>
       <w:r>
         <w:t xml:space="preserve">, именуемое в дальнейшем «Подрядчик», в лице директора </w:t>
       </w:r>
       <w:r>
-        <w:t xml:space="preserve">де Вриса Йохана</w:t>
+        <w:t xml:space="preserve">Лебедевой Дарьи Алексеевны</w:t>
       </w:r>
       <w:r>
         <w:t xml:space="preserve">, действующего на основании </w:t>
@@ -63,13 +63,13 @@
         <w:t xml:space="preserve">ИП </w:t>
       </w:r>
       <w:r>
-        <w:t xml:space="preserve">Смирнова Ирина Сергеевна</w:t>
+        <w:t xml:space="preserve">Морозова Мария Николаевна</w:t>
       </w:r>
       <w:r>
         <w:t xml:space="preserve">, ИНН </w:t>
       </w:r>
       <w:r>
-        <w:t xml:space="preserve">838388960851</w:t>
+        <w:t xml:space="preserve">183838896000</w:t>
       </w:r>
       <w:r>
         <w:t xml:space="preserve">, именуемая в дальнейшем «Заказчик», действующая на основании свидетельства о государственной регистрации</w:t>
@@ -468,7 +468,7 @@
         <w:t xml:space="preserve">3.1. Место исполнения обязательств: </w:t>
       </w:r>
       <w:r>
-        <w:t xml:space="preserve">603000, Краснодарский край, г. Нижний Новгород, просп. Заречная, д. 34, корп. 3, литера А, пом. 15, оф. 105</w:t>
+        <w:t xml:space="preserve">603000, Краснодарский край, г. Нижний Новгород, просп. Заречная, вл. 34, стр. 5, пом. VII</w:t>
       </w:r>
       <w:r>
         <w:t xml:space="preserve">.</w:t>
@@ -479,13 +479,13 @@
         <w:t xml:space="preserve">3.2. Уведомления направляются </w:t>
       </w:r>
       <w:r>
-        <w:t xml:space="preserve">Смирновой Ирине Сергеевне</w:t>
+        <w:t xml:space="preserve">Морозовой Марии Николаевне</w:t>
       </w:r>
       <w:r>
         <w:t xml:space="preserve"> по телефону </w:t>
       </w:r>
       <w:r>
-        <w:t xml:space="preserve">+7 (843) 973-33-36</w:t>
+        <w:t xml:space="preserve">+7 (843) 110-73-33</w:t>
       </w:r>
       <w:r>
         <w:t xml:space="preserve">.</w:t>
@@ -496,7 +496,7 @@
         <w:t xml:space="preserve">3.3. Срок исполнения обязательств — </w:t>
       </w:r>
       <w:r>
-        <w:t xml:space="preserve">не позднее 01.11.2026</w:t>
+        <w:t xml:space="preserve">не позднее 07.01.2026</w:t>
       </w:r>
       <w:r>
         <w:t xml:space="preserve">.</w:t>
@@ -604,7 +604,7 @@
         <w:t xml:space="preserve">Ответственное лицо: </w:t>
       </w:r>
       <w:r>
-        <w:t xml:space="preserve">де Bpис Йоxан</w:t>
+        <w:t xml:space="preserve">Лебeдeва Дaрья Aлексеевна</w:t>
       </w:r>
     </w:p>
     <w:p>
@@ -612,12 +612,12 @@
         <w:t xml:space="preserve">БИК банка: </w:t>
       </w:r>
       <w:r>
-        <w:t xml:space="preserve">04Ч03079О</w:t>
-      </w:r>
-    </w:p>
-    <w:p>
-      <w:r>
-        <w:t xml:space="preserve">АО Альтаир</w:t>
+        <w:t xml:space="preserve">0450ОЧ7б3</w:t>
+      </w:r>
+    </w:p>
+    <w:p>
+      <w:r>
+        <w:t xml:space="preserve">ООО Клиника доктора Фёдорова</w:t>
       </w:r>
       <w:r>
         <w:t xml:space="preserve"> ИНН </w:t>
@@ -635,13 +635,13 @@
         <w:t xml:space="preserve"> </w:t>
       </w:r>
       <w:r>
-        <w:t xml:space="preserve">Санкт-Петербург  Садовая 72</w:t>
+        <w:t xml:space="preserve">Москва  Мира 46</w:t>
       </w:r>
       <w:r>
         <w:t xml:space="preserve"> тел </w:t>
       </w:r>
       <w:r>
-        <w:t xml:space="preserve">88125545299</w:t>
+        <w:t xml:space="preserve">88129728772</w:t>
       </w:r>
     </w:p>
     <w:p/>
@@ -662,10 +662,10 @@
         <w:rPr>
           <w:b/>
         </w:rPr>
-        <w:t xml:space="preserve">59Ф-30</w:t>
-      </w:r>
-      <w:r>
-        <w:t xml:space="preserve">353/23-084Д</w:t>
+        <w:t xml:space="preserve">14Ф-89</w:t>
+      </w:r>
+      <w:r>
+        <w:t xml:space="preserve">788/21-501Д</w:t>
       </w:r>
       <w:r>
         <w:t xml:space="preserve">.</w:t>
@@ -679,10 +679,10 @@
         <w:rPr>
           <w:b/>
         </w:rPr>
-        <w:t xml:space="preserve">9 0</w:t>
-      </w:r>
-      <w:r>
-        <w:t xml:space="preserve">80 000 руб. 0 коп.</w:t>
+        <w:t xml:space="preserve">4</w:t>
+      </w:r>
+      <w:r>
+        <w:t xml:space="preserve">59 000 руб. 5 коп.</w:t>
       </w:r>
       <w:r>
         <w:t xml:space="preserve">.</w:t>
@@ -710,9 +710,9 @@
         <w:t xml:space="preserve">9.4. Контрольная запись: </w:t>
       </w:r>
       <w:r>
-        <w:t xml:space="preserve">не позднее 04.10.20</w:t>
+        <w:t xml:space="preserve">не позднее 15.08.20</w:t>
         <w:br/>
-        <w:t xml:space="preserve">26</w:t>
+        <w:t xml:space="preserve">25</w:t>
       </w:r>
       <w:r>
         <w:t xml:space="preserve">.</w:t>
@@ -759,7 +759,7 @@
           </w:p>
           <w:p>
             <w:r>
-              <w:t xml:space="preserve">АО «Альтаир»</w:t>
+              <w:t xml:space="preserve">ООО «Клиника доктора Фёдорова»</w:t>
             </w:r>
           </w:p>
           <w:p>
@@ -767,7 +767,7 @@
               <w:t xml:space="preserve">Юридический адрес: </w:t>
             </w:r>
             <w:r>
-              <w:t xml:space="preserve">Республика Татарстан, Наро-Фоминский р-н, 74 км автодороги М-8 «Дон», стр. 2</w:t>
+              <w:t xml:space="preserve">614000, Тверская обл., г. Пермь, проезд Профсоюзная, вл. 60, стр. 5, пом. VII</w:t>
             </w:r>
           </w:p>
           <w:p>
@@ -775,7 +775,7 @@
               <w:t xml:space="preserve">ИНН </w:t>
             </w:r>
             <w:r>
-              <w:t xml:space="preserve">0 542 374 415</w:t>
+              <w:t xml:space="preserve">0542374415</w:t>
             </w:r>
             <w:r>
               <w:t xml:space="preserve"> КПП </w:t>
@@ -789,7 +789,7 @@
               <w:t xml:space="preserve">ОГРН </w:t>
             </w:r>
             <w:r>
-              <w:t xml:space="preserve">1 539 449 205 096</w:t>
+              <w:t xml:space="preserve">1539449205096</w:t>
             </w:r>
           </w:p>
           <w:p>
@@ -797,10 +797,10 @@
               <w:t xml:space="preserve">р/с </w:t>
             </w:r>
             <w:r>
-              <w:t xml:space="preserve">4070 2810 2150 1311 9498</w:t>
-            </w:r>
-            <w:r>
-              <w:t xml:space="preserve"> в ПАО «Банк «Санкт-Петербург»</w:t>
+              <w:t xml:space="preserve">40702810015013119498</w:t>
+            </w:r>
+            <w:r>
+              <w:t xml:space="preserve"> в ПАО «Совкомбанк»</w:t>
             </w:r>
           </w:p>
           <w:p>
@@ -808,13 +808,13 @@
               <w:t xml:space="preserve">к/с </w:t>
             </w:r>
             <w:r>
-              <w:t xml:space="preserve">30101810900000000790</w:t>
+              <w:t xml:space="preserve">30101810150040000763</w:t>
             </w:r>
             <w:r>
               <w:t xml:space="preserve"> БИК </w:t>
             </w:r>
             <w:r>
-              <w:t xml:space="preserve">044030790</w:t>
+              <w:t xml:space="preserve">045004763</w:t>
             </w:r>
           </w:p>
           <w:p>
@@ -822,7 +822,7 @@
               <w:t xml:space="preserve">Тел.: </w:t>
             </w:r>
             <w:r>
-              <w:t xml:space="preserve">+7 (843) 587-41-91</w:t>
+              <w:t xml:space="preserve">+7 (499) 949-85-19</w:t>
             </w:r>
           </w:p>
           <w:p>
@@ -830,7 +830,7 @@
               <w:t xml:space="preserve">E-mail: </w:t>
             </w:r>
             <w:r>
-              <w:t xml:space="preserve">de@romashka.ru</w:t>
+              <w:t xml:space="preserve">lebedeva@romashka.ru</w:t>
             </w:r>
           </w:p>
           <w:p/>
@@ -839,7 +839,7 @@
               <w:t xml:space="preserve">Управляющий ______________ </w:t>
             </w:r>
             <w:r>
-              <w:t xml:space="preserve">Й. де Врис</w:t>
+              <w:t xml:space="preserve">Д. А. Лебедева</w:t>
             </w:r>
           </w:p>
         </w:tc>
@@ -860,7 +860,7 @@
               <w:t xml:space="preserve">Индивидуальный предприниматель </w:t>
             </w:r>
             <w:r>
-              <w:t xml:space="preserve">Смирнова Ирина Сергеевна</w:t>
+              <w:t xml:space="preserve">Морозова Мария Николаевна</w:t>
             </w:r>
           </w:p>
           <w:p>
@@ -868,7 +868,7 @@
               <w:t xml:space="preserve">Адрес регистрации: </w:t>
             </w:r>
             <w:r>
-              <w:t xml:space="preserve">Краснодарский край, тер. СНТ «Родник», уч. 201</w:t>
+              <w:t xml:space="preserve">344002, Ленинградская обл., г. Ростов-на-Дону, ш. Промышленная, вл. 30, стр. 1, пом. VII</w:t>
             </w:r>
           </w:p>
           <w:p>
@@ -876,13 +876,13 @@
               <w:t xml:space="preserve">ИНН </w:t>
             </w:r>
             <w:r>
-              <w:t xml:space="preserve">838388960851</w:t>
+              <w:t xml:space="preserve">183838896000</w:t>
             </w:r>
             <w:r>
               <w:t xml:space="preserve"> ОГРНИП </w:t>
             </w:r>
             <w:r>
-              <w:t xml:space="preserve">344146459739259</w:t>
+              <w:t xml:space="preserve">384414645973922</w:t>
             </w:r>
           </w:p>
           <w:p>
@@ -890,16 +890,16 @@
               <w:t xml:space="preserve">р/с </w:t>
             </w:r>
             <w:r>
-              <w:t xml:space="preserve">40802810646576748806</w:t>
-            </w:r>
-            <w:r>
-              <w:t xml:space="preserve"> в Банк ВТБ (ПАО)</w:t>
+              <w:t xml:space="preserve">40802810454657674880</w:t>
+            </w:r>
+            <w:r>
+              <w:t xml:space="preserve"> в АО «Альфа-Банк»</w:t>
             </w:r>
             <w:r>
               <w:t xml:space="preserve">, БИК </w:t>
             </w:r>
             <w:r>
-              <w:t xml:space="preserve">044525187</w:t>
+              <w:t xml:space="preserve">044525593</w:t>
             </w:r>
           </w:p>
           <w:p>
@@ -907,7 +907,7 @@
               <w:t xml:space="preserve">Тел.: </w:t>
             </w:r>
             <w:r>
-              <w:t xml:space="preserve">+7 (499) 949-85-19</w:t>
+              <w:t xml:space="preserve">+7 (499) 352-74-50</w:t>
             </w:r>
           </w:p>
           <w:p>
@@ -915,7 +915,7 @@
               <w:t xml:space="preserve">E-mail: </w:t>
             </w:r>
             <w:r>
-              <w:t xml:space="preserve">smirnova@romashka.ru</w:t>
+              <w:t xml:space="preserve">morozova@bk.ru</w:t>
             </w:r>
           </w:p>
           <w:p/>
@@ -924,7 +924,7 @@
               <w:t xml:space="preserve">ИП ______________ </w:t>
             </w:r>
             <w:r>
-              <w:t xml:space="preserve">Смирнова И. С.</w:t>
+              <w:t xml:space="preserve">Морозова М. Н.</w:t>
             </w:r>
           </w:p>
         </w:tc>
@@ -933,7 +933,7 @@
     <w:p>
       <w:r>
         <w:pict>
-          <v:shape id="tb8080" type="#_x0000_t202" style="position:absolute;margin-left:0;margin-top:0;width:400pt;height:40pt">
+          <v:shape id="tb6912" type="#_x0000_t202" style="position:absolute;margin-left:0;margin-top:0;width:400pt;height:40pt">
             <v:textbox>
               <w:txbxContent>
                 <w:p>
@@ -941,13 +941,13 @@
                     <w:t xml:space="preserve">ВНИМАНИЕ! Бухгалтерия: </w:t>
                   </w:r>
                   <w:r>
-                    <w:t xml:space="preserve">Крылова Дарья Андреевна</w:t>
+                    <w:t xml:space="preserve">Голубев Николай Алексеевич</w:t>
                   </w:r>
                   <w:r>
                     <w:t xml:space="preserve">, </w:t>
                   </w:r>
                   <w:r>
-                    <w:t xml:space="preserve">+7 (383) 850-39-44 доб. 168</w:t>
+                    <w:t xml:space="preserve">+7 (499) 402-62-19 доб. 248</w:t>
                   </w:r>
                 </w:p>
               </w:txbxContent>
@@ -967,7 +967,7 @@
         <w:t xml:space="preserve">Подрядчик: _______________ /</w:t>
       </w:r>
       <w:r>
-        <w:t xml:space="preserve">де Врис Й.</w:t>
+        <w:t xml:space="preserve">Лебедева Д. А.</w:t>
       </w:r>
       <w:r>
         <w:t xml:space="preserve">/</w:t>
@@ -978,7 +978,7 @@
         <w:t xml:space="preserve">Заказчик: _______________ /</w:t>
       </w:r>
       <w:r>
-        <w:t xml:space="preserve">Смирнова И. С.</w:t>
+        <w:t xml:space="preserve">Морозова М. Н.</w:t>
       </w:r>
       <w:r>
         <w:t xml:space="preserve">/</w:t>

--- a/tests/corpus_v2/docs/works_0002.docx
+++ b/tests/corpus_v2/docs/works_0002.docx
@@ -454,280 +454,34 @@
         </w:tc>
       </w:tr>
     </w:tbl>
-    <w:p/>
-    <w:p>
-      <w:r>
-        <w:rPr>
-          <w:b/>
-        </w:rPr>
-        <w:t xml:space="preserve">3. МЕСТО И СРОКИ ИСПОЛНЕНИЯ</w:t>
-      </w:r>
-    </w:p>
-    <w:p>
-      <w:r>
-        <w:t xml:space="preserve">3.1. Место исполнения обязательств: </w:t>
-      </w:r>
-      <w:r>
-        <w:t xml:space="preserve">603000, Краснодарский край, г. Нижний Новгород, просп. Заречная, вл. 34, стр. 5, пом. VII</w:t>
-      </w:r>
-      <w:r>
-        <w:t xml:space="preserve">.</w:t>
-      </w:r>
-    </w:p>
-    <w:p>
-      <w:r>
-        <w:t xml:space="preserve">3.2. Уведомления направляются </w:t>
-      </w:r>
-      <w:r>
-        <w:t xml:space="preserve">Морозовой Марии Николаевне</w:t>
-      </w:r>
-      <w:r>
-        <w:t xml:space="preserve"> по телефону </w:t>
-      </w:r>
-      <w:r>
-        <w:t xml:space="preserve">+7 (843) 110-73-33</w:t>
-      </w:r>
-      <w:r>
-        <w:t xml:space="preserve">.</w:t>
-      </w:r>
-    </w:p>
-    <w:p>
-      <w:r>
-        <w:t xml:space="preserve">3.3. Срок исполнения обязательств — </w:t>
-      </w:r>
-      <w:r>
-        <w:t xml:space="preserve">не позднее 07.01.2026</w:t>
-      </w:r>
-      <w:r>
-        <w:t xml:space="preserve">.</w:t>
-      </w:r>
-    </w:p>
-    <w:p/>
-    <w:p>
-      <w:r>
-        <w:rPr>
-          <w:b/>
-        </w:rPr>
-        <w:t xml:space="preserve">4. ПРОЧИЕ УСЛОВИЯ</w:t>
-      </w:r>
-    </w:p>
-    <w:p>
-      <w:r>
-        <w:t xml:space="preserve">4.1. </w:t>
-      </w:r>
-      <w:r>
-        <w:t xml:space="preserve">Стороны несут ответственность за неисполнение или ненадлежащее исполнение обязательств в соответствии с законодательством Российской Федерации.</w:t>
-      </w:r>
-    </w:p>
-    <w:p>
-      <w:r>
-        <w:t xml:space="preserve">4.2. </w:t>
-      </w:r>
-      <w:r>
-        <w:t xml:space="preserve">Размер неустойки за нарушение сроков оплаты: </w:t>
-      </w:r>
-      <w:r>
-        <w:t xml:space="preserve">0,3 (трёх десятых) % от стоимости неоплаченных работ</w:t>
-      </w:r>
-      <w:r>
-        <w:t xml:space="preserve">. Предельный размер ответственности: </w:t>
-      </w:r>
-      <w:r>
-        <w:t xml:space="preserve">1/300 ключевой ставки ЦБ РФ годовых</w:t>
-      </w:r>
-      <w:r>
-        <w:t xml:space="preserve">, но не более </w:t>
-      </w:r>
-      <w:r>
-        <w:t xml:space="preserve">0,01 (одна сотая процента) % от цены Договора</w:t>
-      </w:r>
-      <w:r>
-        <w:t xml:space="preserve">.</w:t>
-      </w:r>
-    </w:p>
-    <w:p>
-      <w:r>
-        <w:t xml:space="preserve">4.3. </w:t>
-      </w:r>
-      <w:r>
-        <w:t xml:space="preserve">Стороны освобождаются от ответственности при наступлении обстоятельств непреодолимой силы, если они прямо повлияли на исполнение обязательств.</w:t>
-      </w:r>
-    </w:p>
-    <w:p>
-      <w:r>
-        <w:t xml:space="preserve">4.4. </w:t>
-      </w:r>
-      <w:r>
-        <w:t xml:space="preserve">Сторона, для которой создалась невозможность исполнения, обязана уведомить другую Сторону. Срок уведомления — </w:t>
-      </w:r>
-      <w:r>
-        <w:t xml:space="preserve">в течение 60 календарных дней с даты подписания Сторонами акта сдачи-приемки оказанных услуг</w:t>
-      </w:r>
-      <w:r>
-        <w:t xml:space="preserve">.</w:t>
-      </w:r>
-    </w:p>
-    <w:p>
-      <w:r>
-        <w:t xml:space="preserve">4.5. </w:t>
-      </w:r>
-      <w:r>
-        <w:t xml:space="preserve">Все споры и разногласия решаются путём переговоров. Претензионный порядок обязателен, срок ответа на претензию — </w:t>
-      </w:r>
-      <w:r>
-        <w:t xml:space="preserve">в течение двадцати дней с момента подписания акта</w:t>
-      </w:r>
-      <w:r>
-        <w:t xml:space="preserve">.</w:t>
-      </w:r>
-    </w:p>
-    <w:p/>
-    <w:p/>
-    <w:p>
-      <w:r>
-        <w:rPr>
-          <w:b/>
-        </w:rPr>
-        <w:t xml:space="preserve">10. ДОПОЛНИТЕЛЬНЫЕ СВЕДЕНИЯ О СТОРОНАХ</w:t>
-      </w:r>
-    </w:p>
-    <w:p>
-      <w:r>
-        <w:t xml:space="preserve">Контрольный ИНН: </w:t>
-      </w:r>
-      <w:r>
-        <w:t xml:space="preserve">05Ч2З744І5</w:t>
-      </w:r>
-    </w:p>
-    <w:p>
-      <w:r>
-        <w:t xml:space="preserve">Ответственное лицо: </w:t>
-      </w:r>
-      <w:r>
-        <w:t xml:space="preserve">Лебeдeва Дaрья Aлексеевна</w:t>
-      </w:r>
-    </w:p>
-    <w:p>
-      <w:r>
-        <w:t xml:space="preserve">БИК банка: </w:t>
-      </w:r>
-      <w:r>
-        <w:t xml:space="preserve">0450ОЧ7б3</w:t>
-      </w:r>
-    </w:p>
-    <w:p>
-      <w:r>
-        <w:t xml:space="preserve">ООО Клиника доктора Фёдорова</w:t>
-      </w:r>
-      <w:r>
-        <w:t xml:space="preserve"> ИНН </w:t>
-      </w:r>
-      <w:r>
-        <w:t xml:space="preserve">0542374415</w:t>
-      </w:r>
-      <w:r>
-        <w:t xml:space="preserve"> КПП </w:t>
-      </w:r>
-      <w:r>
-        <w:t xml:space="preserve">728755858</w:t>
-      </w:r>
-      <w:r>
-        <w:t xml:space="preserve"> </w:t>
-      </w:r>
-      <w:r>
-        <w:t xml:space="preserve">Москва  Мира 46</w:t>
-      </w:r>
-      <w:r>
-        <w:t xml:space="preserve"> тел </w:t>
-      </w:r>
-      <w:r>
-        <w:t xml:space="preserve">88129728772</w:t>
-      </w:r>
-    </w:p>
-    <w:p/>
-    <w:p/>
-    <w:p>
-      <w:r>
-        <w:rPr>
-          <w:b/>
-        </w:rPr>
-        <w:t xml:space="preserve">9. КОНТРОЛЬНЫЕ ВЕЛИЧИНЫ</w:t>
-      </w:r>
-    </w:p>
-    <w:p>
-      <w:r>
-        <w:t xml:space="preserve">9.1. Контрольная запись: </w:t>
-      </w:r>
-      <w:r>
-        <w:rPr>
-          <w:b/>
-        </w:rPr>
-        <w:t xml:space="preserve">14Ф-89</w:t>
-      </w:r>
-      <w:r>
-        <w:t xml:space="preserve">788/21-501Д</w:t>
-      </w:r>
-      <w:r>
-        <w:t xml:space="preserve">.</w:t>
-      </w:r>
-    </w:p>
-    <w:p>
-      <w:r>
-        <w:t xml:space="preserve">9.2. Контрольная запись: </w:t>
-      </w:r>
-      <w:r>
-        <w:rPr>
-          <w:b/>
-        </w:rPr>
-        <w:t xml:space="preserve">4</w:t>
-      </w:r>
-      <w:r>
-        <w:t xml:space="preserve">59 000 руб. 5 коп.</w:t>
-      </w:r>
-      <w:r>
-        <w:t xml:space="preserve">.</w:t>
-      </w:r>
-    </w:p>
-    <w:p>
-      <w:r>
-        <w:t xml:space="preserve">9.3. Контрольная запись: </w:t>
-      </w:r>
-      <w:r>
-        <w:rPr>
-          <w:b/>
-        </w:rPr>
-        <w:t xml:space="preserve">1/1</w:t>
-      </w:r>
-      <w:r>
-        <w:t xml:space="preserve">30 ключевой ставки ЦБ РФ от стоимости неоплаченных работ</w:t>
-      </w:r>
-      <w:r>
-        <w:t xml:space="preserve">.</w:t>
-      </w:r>
-    </w:p>
-    <w:p>
-      <w:r>
-        <w:t xml:space="preserve">9.4. Контрольная запись: </w:t>
-      </w:r>
-      <w:r>
-        <w:t xml:space="preserve">не позднее 15.08.20</w:t>
-        <w:br/>
-        <w:t xml:space="preserve">25</w:t>
-      </w:r>
-      <w:r>
-        <w:t xml:space="preserve">.</w:t>
-      </w:r>
-    </w:p>
-    <w:p/>
-    <w:p>
-      <w:r>
-        <w:rPr>
-          <w:b/>
-        </w:rPr>
-        <w:t xml:space="preserve">РЕКВИЗИТЫ И ПОДПИСИ СТОРОН</w:t>
-      </w:r>
-    </w:p>
-    <w:p/>
+    <w:p>
+      <w:r>
+        <w:t xml:space="preserve">2.8. </w:t>
+      </w:r>
+      <w:r>
+        <w:t xml:space="preserve">Платёж по налогу перечисляется на код бюджетной классификации </w:t>
+      </w:r>
+      <w:r>
+        <w:t xml:space="preserve">182 101 010 110 110 001 10</w:t>
+      </w:r>
+      <w:r>
+        <w:t xml:space="preserve">, получатель — территориальный орган Федерального казначейства.</w:t>
+      </w:r>
+    </w:p>
+    <w:p>
+      <w:r>
+        <w:t xml:space="preserve">2.9. </w:t>
+      </w:r>
+      <w:r>
+        <w:t xml:space="preserve">Полномочия подтверждаются свидетельством о рождении, выдано </w:t>
+      </w:r>
+      <w:r>
+        <w:t xml:space="preserve">07.09.2015</w:t>
+      </w:r>
+      <w:r>
+        <w:t xml:space="preserve"> отделом ЗАГС.</w:t>
+      </w:r>
+    </w:p>
     <w:tbl>
       <w:tblPr>
         <w:tblW w:w="9360" w:type="dxa"/>
@@ -751,95 +505,7 @@
           </w:tcPr>
           <w:p>
             <w:r>
-              <w:rPr>
-                <w:b/>
-              </w:rPr>
-              <w:t xml:space="preserve">Подрядчик:</w:t>
-            </w:r>
-          </w:p>
-          <w:p>
-            <w:r>
-              <w:t xml:space="preserve">ООО «Клиника доктора Фёдорова»</w:t>
-            </w:r>
-          </w:p>
-          <w:p>
-            <w:r>
-              <w:t xml:space="preserve">Юридический адрес: </w:t>
-            </w:r>
-            <w:r>
-              <w:t xml:space="preserve">614000, Тверская обл., г. Пермь, проезд Профсоюзная, вл. 60, стр. 5, пом. VII</w:t>
-            </w:r>
-          </w:p>
-          <w:p>
-            <w:r>
-              <w:t xml:space="preserve">ИНН </w:t>
-            </w:r>
-            <w:r>
-              <w:t xml:space="preserve">0542374415</w:t>
-            </w:r>
-            <w:r>
-              <w:t xml:space="preserve"> КПП </w:t>
-            </w:r>
-            <w:r>
-              <w:t xml:space="preserve">728755858</w:t>
-            </w:r>
-          </w:p>
-          <w:p>
-            <w:r>
-              <w:t xml:space="preserve">ОГРН </w:t>
-            </w:r>
-            <w:r>
-              <w:t xml:space="preserve">1539449205096</w:t>
-            </w:r>
-          </w:p>
-          <w:p>
-            <w:r>
-              <w:t xml:space="preserve">р/с </w:t>
-            </w:r>
-            <w:r>
-              <w:t xml:space="preserve">40702810015013119498</w:t>
-            </w:r>
-            <w:r>
-              <w:t xml:space="preserve"> в ПАО «Совкомбанк»</w:t>
-            </w:r>
-          </w:p>
-          <w:p>
-            <w:r>
-              <w:t xml:space="preserve">к/с </w:t>
-            </w:r>
-            <w:r>
-              <w:t xml:space="preserve">30101810150040000763</w:t>
-            </w:r>
-            <w:r>
-              <w:t xml:space="preserve"> БИК </w:t>
-            </w:r>
-            <w:r>
-              <w:t xml:space="preserve">045004763</w:t>
-            </w:r>
-          </w:p>
-          <w:p>
-            <w:r>
-              <w:t xml:space="preserve">Тел.: </w:t>
-            </w:r>
-            <w:r>
-              <w:t xml:space="preserve">+7 (499) 949-85-19</w:t>
-            </w:r>
-          </w:p>
-          <w:p>
-            <w:r>
-              <w:t xml:space="preserve">E-mail: </w:t>
-            </w:r>
-            <w:r>
-              <w:t xml:space="preserve">lebedeva@romashka.ru</w:t>
-            </w:r>
-          </w:p>
-          <w:p/>
-          <w:p>
-            <w:r>
-              <w:t xml:space="preserve">Управляющий ______________ </w:t>
-            </w:r>
-            <w:r>
-              <w:t xml:space="preserve">Д. А. Лебедева</w:t>
+              <w:t xml:space="preserve">5</w:t>
             </w:r>
           </w:p>
         </w:tc>
@@ -849,6 +515,427 @@
           </w:tcPr>
           <w:p>
             <w:r>
+              <w:t xml:space="preserve">РУБ.</w:t>
+            </w:r>
+          </w:p>
+        </w:tc>
+      </w:tr>
+    </w:tbl>
+    <w:p>
+      <w:r>
+        <w:t xml:space="preserve">2.10. </w:t>
+      </w:r>
+      <w:r>
+        <w:t xml:space="preserve">Поставке подлежит насос модели </w:t>
+      </w:r>
+      <w:r>
+        <w:t xml:space="preserve">ЭЦВ-6-10-80h</w:t>
+      </w:r>
+      <w:r>
+        <w:t xml:space="preserve"> и кабель марки </w:t>
+      </w:r>
+      <w:r>
+        <w:t xml:space="preserve">ВВГнг(А)-LSt</w:t>
+      </w:r>
+      <w:r>
+        <w:t xml:space="preserve">.</w:t>
+      </w:r>
+    </w:p>
+    <w:p/>
+    <w:p>
+      <w:r>
+        <w:rPr>
+          <w:b/>
+        </w:rPr>
+        <w:t xml:space="preserve">3. МЕСТО И СРОКИ ИСПОЛНЕНИЯ</w:t>
+      </w:r>
+    </w:p>
+    <w:p>
+      <w:r>
+        <w:t xml:space="preserve">3.1. Место исполнения обязательств: </w:t>
+      </w:r>
+      <w:r>
+        <w:t xml:space="preserve">143400, Свердловская обл., г. Красногорск, бул. Полевая, вл. 2, стр. 2, пом. VII</w:t>
+      </w:r>
+      <w:r>
+        <w:t xml:space="preserve">.</w:t>
+      </w:r>
+    </w:p>
+    <w:p>
+      <w:r>
+        <w:t xml:space="preserve">3.2. Уведомления направляются </w:t>
+      </w:r>
+      <w:r>
+        <w:t xml:space="preserve">Морозовой Марии Николаевне</w:t>
+      </w:r>
+      <w:r>
+        <w:t xml:space="preserve"> по телефону </w:t>
+      </w:r>
+      <w:r>
+        <w:t xml:space="preserve">+7 (499) 125-92-70</w:t>
+      </w:r>
+      <w:r>
+        <w:t xml:space="preserve">.</w:t>
+      </w:r>
+    </w:p>
+    <w:p>
+      <w:r>
+        <w:t xml:space="preserve">3.3. Срок исполнения обязательств — </w:t>
+      </w:r>
+      <w:r>
+        <w:t xml:space="preserve">не позднее 20.09.2026</w:t>
+      </w:r>
+      <w:r>
+        <w:t xml:space="preserve">.</w:t>
+      </w:r>
+    </w:p>
+    <w:p/>
+    <w:p>
+      <w:r>
+        <w:rPr>
+          <w:b/>
+        </w:rPr>
+        <w:t xml:space="preserve">4. ПРОЧИЕ УСЛОВИЯ</w:t>
+      </w:r>
+    </w:p>
+    <w:p>
+      <w:r>
+        <w:t xml:space="preserve">4.1. </w:t>
+      </w:r>
+      <w:r>
+        <w:t xml:space="preserve">Стороны несут ответственность за неисполнение или ненадлежащее исполнение обязательств в соответствии с законодательством Российской Федерации.</w:t>
+      </w:r>
+    </w:p>
+    <w:p>
+      <w:r>
+        <w:t xml:space="preserve">4.2. </w:t>
+      </w:r>
+      <w:r>
+        <w:t xml:space="preserve">Размер неустойки за нарушение сроков оплаты: </w:t>
+      </w:r>
+      <w:r>
+        <w:t xml:space="preserve">0,3 (трёх десятых) % от стоимости неоплаченных работ</w:t>
+      </w:r>
+      <w:r>
+        <w:t xml:space="preserve">. Предельный размер ответственности: </w:t>
+      </w:r>
+      <w:r>
+        <w:t xml:space="preserve">1/300 ключевой ставки ЦБ РФ годовых</w:t>
+      </w:r>
+      <w:r>
+        <w:t xml:space="preserve">, но не более </w:t>
+      </w:r>
+      <w:r>
+        <w:t xml:space="preserve">0,01 (одна сотая процента) % от цены Договора</w:t>
+      </w:r>
+      <w:r>
+        <w:t xml:space="preserve">.</w:t>
+      </w:r>
+    </w:p>
+    <w:p>
+      <w:r>
+        <w:t xml:space="preserve">4.3. </w:t>
+      </w:r>
+      <w:r>
+        <w:t xml:space="preserve">Стороны освобождаются от ответственности при наступлении обстоятельств непреодолимой силы, если они прямо повлияли на исполнение обязательств.</w:t>
+      </w:r>
+    </w:p>
+    <w:p>
+      <w:r>
+        <w:t xml:space="preserve">4.4. </w:t>
+      </w:r>
+      <w:r>
+        <w:t xml:space="preserve">Сторона, для которой создалась невозможность исполнения, обязана уведомить другую Сторону. Срок уведомления — </w:t>
+      </w:r>
+      <w:r>
+        <w:t xml:space="preserve">в течение 7 календарных дней с даты подписания Сторонами акта сдачи-приемки оказанных услуг</w:t>
+      </w:r>
+      <w:r>
+        <w:t xml:space="preserve">.</w:t>
+      </w:r>
+    </w:p>
+    <w:p>
+      <w:r>
+        <w:t xml:space="preserve">4.5. </w:t>
+      </w:r>
+      <w:r>
+        <w:t xml:space="preserve">Все споры и разногласия решаются путём переговоров. Претензионный порядок обязателен, срок ответа на претензию — </w:t>
+      </w:r>
+      <w:r>
+        <w:t xml:space="preserve">в течение десяти дней с момента подписания акта</w:t>
+      </w:r>
+      <w:r>
+        <w:t xml:space="preserve">.</w:t>
+      </w:r>
+    </w:p>
+    <w:p/>
+    <w:p/>
+    <w:p>
+      <w:r>
+        <w:rPr>
+          <w:b/>
+        </w:rPr>
+        <w:t xml:space="preserve">10. ДОПОЛНИТЕЛЬНЫЕ СВЕДЕНИЯ О СТОРОНАХ</w:t>
+      </w:r>
+    </w:p>
+    <w:p>
+      <w:r>
+        <w:t xml:space="preserve">Контрольный ИНН: </w:t>
+      </w:r>
+      <w:r>
+        <w:t xml:space="preserve">0542З74415</w:t>
+      </w:r>
+    </w:p>
+    <w:p>
+      <w:r>
+        <w:t xml:space="preserve">Ответственное лицо: </w:t>
+      </w:r>
+      <w:r>
+        <w:t xml:space="preserve">Лебeдева Даpья Алексеевна</w:t>
+      </w:r>
+    </w:p>
+    <w:p>
+      <w:r>
+        <w:t xml:space="preserve">БИК банка: </w:t>
+      </w:r>
+      <w:r>
+        <w:t xml:space="preserve">0450047б3</w:t>
+      </w:r>
+    </w:p>
+    <w:p>
+      <w:r>
+        <w:t xml:space="preserve">ООО Клиника доктора Фёдорова</w:t>
+      </w:r>
+      <w:r>
+        <w:t xml:space="preserve"> ИНН </w:t>
+      </w:r>
+      <w:r>
+        <w:t xml:space="preserve">0542374415</w:t>
+      </w:r>
+      <w:r>
+        <w:t xml:space="preserve"> КПП </w:t>
+      </w:r>
+      <w:r>
+        <w:t xml:space="preserve">728755858</w:t>
+      </w:r>
+      <w:r>
+        <w:t xml:space="preserve"> </w:t>
+      </w:r>
+      <w:r>
+        <w:t xml:space="preserve">Одинцово  Кутузовский 14</w:t>
+      </w:r>
+      <w:r>
+        <w:t xml:space="preserve"> тел </w:t>
+      </w:r>
+      <w:r>
+        <w:t xml:space="preserve">88464837266</w:t>
+      </w:r>
+    </w:p>
+    <w:p/>
+    <w:p/>
+    <w:p>
+      <w:r>
+        <w:rPr>
+          <w:b/>
+        </w:rPr>
+        <w:t xml:space="preserve">9. КОНТРОЛЬНЫЕ ВЕЛИЧИНЫ</w:t>
+      </w:r>
+    </w:p>
+    <w:p>
+      <w:r>
+        <w:t xml:space="preserve">9.1. Контрольная запись: </w:t>
+      </w:r>
+      <w:r>
+        <w:rPr>
+          <w:b/>
+        </w:rPr>
+        <w:t xml:space="preserve">24Ф-87</w:t>
+      </w:r>
+      <w:r>
+        <w:t xml:space="preserve">070/15-468Д</w:t>
+      </w:r>
+      <w:r>
+        <w:t xml:space="preserve">.</w:t>
+      </w:r>
+    </w:p>
+    <w:p>
+      <w:r>
+        <w:t xml:space="preserve">9.2. Контрольная запись: </w:t>
+      </w:r>
+      <w:r>
+        <w:rPr>
+          <w:b/>
+        </w:rPr>
+        <w:t xml:space="preserve">4</w:t>
+      </w:r>
+      <w:r>
+        <w:t xml:space="preserve">97 000 руб. 5 коп.</w:t>
+      </w:r>
+      <w:r>
+        <w:t xml:space="preserve">.</w:t>
+      </w:r>
+    </w:p>
+    <w:p>
+      <w:r>
+        <w:t xml:space="preserve">9.3. Контрольная запись: </w:t>
+      </w:r>
+      <w:r>
+        <w:rPr>
+          <w:b/>
+        </w:rPr>
+        <w:t xml:space="preserve">1/1</w:t>
+      </w:r>
+      <w:r>
+        <w:t xml:space="preserve">30 ключевой ставки ЦБ РФ от стоимости неоплаченных работ</w:t>
+      </w:r>
+      <w:r>
+        <w:t xml:space="preserve">.</w:t>
+      </w:r>
+    </w:p>
+    <w:p>
+      <w:r>
+        <w:t xml:space="preserve">9.4. Контрольная запись: </w:t>
+      </w:r>
+      <w:r>
+        <w:t xml:space="preserve">не позднее 22.10.20</w:t>
+        <w:br/>
+        <w:t xml:space="preserve">26</w:t>
+      </w:r>
+      <w:r>
+        <w:t xml:space="preserve">.</w:t>
+      </w:r>
+    </w:p>
+    <w:p/>
+    <w:p>
+      <w:r>
+        <w:rPr>
+          <w:b/>
+        </w:rPr>
+        <w:t xml:space="preserve">РЕКВИЗИТЫ И ПОДПИСИ СТОРОН</w:t>
+      </w:r>
+    </w:p>
+    <w:p/>
+    <w:tbl>
+      <w:tblPr>
+        <w:tblW w:w="9360" w:type="dxa"/>
+        <w:tblBorders>
+          <w:top w:val="single" w:sz="4" w:color="auto"/>
+          <w:left w:val="single" w:sz="4" w:color="auto"/>
+          <w:bottom w:val="single" w:sz="4" w:color="auto"/>
+          <w:right w:val="single" w:sz="4" w:color="auto"/>
+          <w:insideH w:val="single" w:sz="4" w:color="auto"/>
+          <w:insideV w:val="single" w:sz="4" w:color="auto"/>
+        </w:tblBorders>
+      </w:tblPr>
+      <w:tblGrid>
+        <w:gridCol w:w="4680"/>
+        <w:gridCol w:w="4680"/>
+      </w:tblGrid>
+      <w:tr>
+        <w:tc>
+          <w:tcPr>
+            <w:tcW w:w="4680" w:type="dxa"/>
+          </w:tcPr>
+          <w:p>
+            <w:r>
+              <w:rPr>
+                <w:b/>
+              </w:rPr>
+              <w:t xml:space="preserve">Подрядчик:</w:t>
+            </w:r>
+          </w:p>
+          <w:p>
+            <w:r>
+              <w:t xml:space="preserve">ООО «Клиника доктора Фёдорова»</w:t>
+            </w:r>
+          </w:p>
+          <w:p>
+            <w:r>
+              <w:t xml:space="preserve">Юридический адрес: </w:t>
+            </w:r>
+            <w:r>
+              <w:t xml:space="preserve">443010, Московская обл., г. Самара, просп. Промышленная, вл. 76, стр. 1, пом. VII</w:t>
+            </w:r>
+          </w:p>
+          <w:p>
+            <w:r>
+              <w:t xml:space="preserve">ИНН </w:t>
+            </w:r>
+            <w:r>
+              <w:t xml:space="preserve">0542374415</w:t>
+            </w:r>
+            <w:r>
+              <w:t xml:space="preserve"> КПП </w:t>
+            </w:r>
+            <w:r>
+              <w:t xml:space="preserve">728755858</w:t>
+            </w:r>
+          </w:p>
+          <w:p>
+            <w:r>
+              <w:t xml:space="preserve">ОГРН </w:t>
+            </w:r>
+            <w:r>
+              <w:t xml:space="preserve">1539449205096</w:t>
+            </w:r>
+          </w:p>
+          <w:p>
+            <w:r>
+              <w:t xml:space="preserve">р/с </w:t>
+            </w:r>
+            <w:r>
+              <w:t xml:space="preserve">40702810015013119498</w:t>
+            </w:r>
+            <w:r>
+              <w:t xml:space="preserve"> в ПАО «Совкомбанк»</w:t>
+            </w:r>
+          </w:p>
+          <w:p>
+            <w:r>
+              <w:t xml:space="preserve">к/с </w:t>
+            </w:r>
+            <w:r>
+              <w:t xml:space="preserve">30101810150040000763</w:t>
+            </w:r>
+            <w:r>
+              <w:t xml:space="preserve"> БИК </w:t>
+            </w:r>
+            <w:r>
+              <w:t xml:space="preserve">045004763</w:t>
+            </w:r>
+          </w:p>
+          <w:p>
+            <w:r>
+              <w:t xml:space="preserve">Тел.: </w:t>
+            </w:r>
+            <w:r>
+              <w:t xml:space="preserve">+7 (843) 764-59-86</w:t>
+            </w:r>
+          </w:p>
+          <w:p>
+            <w:r>
+              <w:t xml:space="preserve">E-mail: </w:t>
+            </w:r>
+            <w:r>
+              <w:t xml:space="preserve">lebedeva@gmail.com</w:t>
+            </w:r>
+          </w:p>
+          <w:p/>
+          <w:p>
+            <w:r>
+              <w:t xml:space="preserve">Управляющий ______________ </w:t>
+            </w:r>
+            <w:r>
+              <w:t xml:space="preserve">Д. А. Лебедева</w:t>
+            </w:r>
+          </w:p>
+        </w:tc>
+        <w:tc>
+          <w:tcPr>
+            <w:tcW w:w="4680" w:type="dxa"/>
+          </w:tcPr>
+          <w:p>
+            <w:r>
               <w:rPr>
                 <w:b/>
               </w:rPr>
@@ -868,7 +955,7 @@
               <w:t xml:space="preserve">Адрес регистрации: </w:t>
             </w:r>
             <w:r>
-              <w:t xml:space="preserve">344002, Ленинградская обл., г. Ростов-на-Дону, ш. Промышленная, вл. 30, стр. 1, пом. VII</w:t>
+              <w:t xml:space="preserve">190000, Ленинградская обл., г. Санкт-Петербург, просп. Ленинградская, вл. 65, стр. 5, пом. VII</w:t>
             </w:r>
           </w:p>
           <w:p>
@@ -907,7 +994,7 @@
               <w:t xml:space="preserve">Тел.: </w:t>
             </w:r>
             <w:r>
-              <w:t xml:space="preserve">+7 (499) 352-74-50</w:t>
+              <w:t xml:space="preserve">+7 (383) 251-66-50</w:t>
             </w:r>
           </w:p>
           <w:p>
@@ -915,7 +1002,7 @@
               <w:t xml:space="preserve">E-mail: </w:t>
             </w:r>
             <w:r>
-              <w:t xml:space="preserve">morozova@bk.ru</w:t>
+              <w:t xml:space="preserve">morozova@gmail.com</w:t>
             </w:r>
           </w:p>
           <w:p/>
@@ -933,7 +1020,7 @@
     <w:p>
       <w:r>
         <w:pict>
-          <v:shape id="tb6912" type="#_x0000_t202" style="position:absolute;margin-left:0;margin-top:0;width:400pt;height:40pt">
+          <v:shape id="tb7137" type="#_x0000_t202" style="position:absolute;margin-left:0;margin-top:0;width:400pt;height:40pt">
             <v:textbox>
               <w:txbxContent>
                 <w:p>
@@ -941,13 +1028,13 @@
                     <w:t xml:space="preserve">ВНИМАНИЕ! Бухгалтерия: </w:t>
                   </w:r>
                   <w:r>
-                    <w:t xml:space="preserve">Голубев Николай Алексеевич</w:t>
+                    <w:t xml:space="preserve">Морозов Артём Андреевич</w:t>
                   </w:r>
                   <w:r>
                     <w:t xml:space="preserve">, </w:t>
                   </w:r>
                   <w:r>
-                    <w:t xml:space="preserve">+7 (499) 402-62-19 доб. 248</w:t>
+                    <w:t xml:space="preserve">+7 (495) 248-31-26 доб. 120</w:t>
                   </w:r>
                 </w:p>
               </w:txbxContent>

--- a/tests/corpus_v2/docs/works_0002.docx
+++ b/tests/corpus_v2/docs/works_0002.docx
@@ -125,7 +125,102 @@
         <w:t xml:space="preserve">Гарантийный срок на результат работ — </w:t>
       </w:r>
       <w:r>
-        <w:t xml:space="preserve">в течение шестидесяти банковских дней с момента выставления счета</w:t>
+        <w:t xml:space="preserve">в течение двадцати банковских дней с момента выставления счета</w:t>
+      </w:r>
+      <w:r>
+        <w:t xml:space="preserve">.</w:t>
+      </w:r>
+    </w:p>
+    <w:p>
+      <w:r>
+        <w:t xml:space="preserve">1.5. </w:t>
+      </w:r>
+      <w:r>
+        <w:t xml:space="preserve">Партия сопровождается накладной формы ТОРГ-12 № </w:t>
+      </w:r>
+      <w:r>
+        <w:t xml:space="preserve">044702033</w:t>
+      </w:r>
+      <w:r>
+        <w:t xml:space="preserve">. Позиция учитывается в каталоге поставщика под номером </w:t>
+      </w:r>
+      <w:r>
+        <w:t xml:space="preserve">041971529</w:t>
+      </w:r>
+      <w:r>
+        <w:t xml:space="preserve">. Изделию присвоен заводской номер </w:t>
+      </w:r>
+      <w:r>
+        <w:t xml:space="preserve">044625329</w:t>
+      </w:r>
+      <w:r>
+        <w:t xml:space="preserve">.</w:t>
+      </w:r>
+    </w:p>
+    <w:p>
+      <w:r>
+        <w:t xml:space="preserve">1.6. </w:t>
+      </w:r>
+      <w:r>
+        <w:t xml:space="preserve">Финансирование ведётся по коду целевых средств </w:t>
+      </w:r>
+      <w:r>
+        <w:t xml:space="preserve">046025053</w:t>
+      </w:r>
+      <w:r>
+        <w:t xml:space="preserve">, установленному приказом Минфина России от 01.12.2010 № 157н. </w:t>
+      </w:r>
+      <w:r>
+        <w:t xml:space="preserve">БИК не указан, номер заявки — </w:t>
+      </w:r>
+      <w:r>
+        <w:t xml:space="preserve">046617244</w:t>
+      </w:r>
+      <w:r>
+        <w:t xml:space="preserve">.</w:t>
+      </w:r>
+    </w:p>
+    <w:p>
+      <w:r>
+        <w:t xml:space="preserve">1.7. </w:t>
+      </w:r>
+      <w:r>
+        <w:t xml:space="preserve">Учёт потребления ведётся по лицевому счёту </w:t>
+      </w:r>
+      <w:r>
+        <w:t xml:space="preserve">80733023513</w:t>
+      </w:r>
+      <w:r>
+        <w:t xml:space="preserve">. Приложение к настоящему разделу зарегистрировано за номером </w:t>
+      </w:r>
+      <w:r>
+        <w:t xml:space="preserve">87014211467</w:t>
+      </w:r>
+      <w:r>
+        <w:t xml:space="preserve">. Заводской номер прибора учёта — </w:t>
+      </w:r>
+      <w:r>
+        <w:t xml:space="preserve">84683119681</w:t>
+      </w:r>
+      <w:r>
+        <w:t xml:space="preserve">.</w:t>
+      </w:r>
+    </w:p>
+    <w:p>
+      <w:r>
+        <w:t xml:space="preserve">1.8. </w:t>
+      </w:r>
+      <w:r>
+        <w:t xml:space="preserve">Партия внесена в реестр под номером </w:t>
+      </w:r>
+      <w:r>
+        <w:t xml:space="preserve">87037526454</w:t>
+      </w:r>
+      <w:r>
+        <w:t xml:space="preserve">, как предусмотрено пунктом 2 статьи 434 Гражданского кодекса Российской Федерации. Уведомление о регистрации имеет исходящий № </w:t>
+      </w:r>
+      <w:r>
+        <w:t xml:space="preserve">86131060426</w:t>
       </w:r>
       <w:r>
         <w:t xml:space="preserve">.</w:t>
@@ -156,7 +251,7 @@
         <w:t xml:space="preserve">2.2. Налог: </w:t>
       </w:r>
       <w:r>
-        <w:t xml:space="preserve">10 (десять) процентов от цены Договора</w:t>
+        <w:t xml:space="preserve">15 (пятнадцать) процентов от цены Договора</w:t>
       </w:r>
       <w:r>
         <w:t xml:space="preserve">.</w:t>
@@ -167,7 +262,7 @@
         <w:t xml:space="preserve">2.3. Срок оплаты — </w:t>
       </w:r>
       <w:r>
-        <w:t xml:space="preserve">в течение 3 (Трёх) календарных дней</w:t>
+        <w:t xml:space="preserve">в течение 10 (Десяти) календарных дней</w:t>
       </w:r>
       <w:r>
         <w:t xml:space="preserve">.</w:t>
@@ -187,7 +282,7 @@
         <w:t xml:space="preserve">, артикул </w:t>
       </w:r>
       <w:r>
-        <w:t xml:space="preserve">RM-2925-82</w:t>
+        <w:t xml:space="preserve">RM-7795-20</w:t>
       </w:r>
       <w:r>
         <w:t xml:space="preserve">, код </w:t>
@@ -247,49 +342,49 @@
         <w:t xml:space="preserve">. Товар отгружается с сопроводительным документом паспорт качества № </w:t>
       </w:r>
       <w:r>
-        <w:t xml:space="preserve">36 21 376566</w:t>
+        <w:t xml:space="preserve">40 04 668175</w:t>
       </w:r>
       <w:r>
         <w:t xml:space="preserve">. К партии приложен паспорт изделия № </w:t>
       </w:r>
       <w:r>
-        <w:t xml:space="preserve">99 02 450476</w:t>
+        <w:t xml:space="preserve">06 04 645088</w:t>
       </w:r>
       <w:r>
         <w:t xml:space="preserve">. Оборудование поставляется с паспортом транспортного средства № </w:t>
       </w:r>
       <w:r>
-        <w:t xml:space="preserve">85 20 413578</w:t>
+        <w:t xml:space="preserve">46 09 893461</w:t>
       </w:r>
       <w:r>
         <w:t xml:space="preserve">. Приёмка производится согласно техническому паспорту </w:t>
       </w:r>
       <w:r>
-        <w:t xml:space="preserve">74 06 054031</w:t>
+        <w:t xml:space="preserve">78 16 107692</w:t>
       </w:r>
       <w:r>
         <w:t xml:space="preserve">. СНИЛС не указан, номер заказа </w:t>
       </w:r>
       <w:r>
-        <w:t xml:space="preserve">044-943-524 49</w:t>
+        <w:t xml:space="preserve">702-384-501 56</w:t>
       </w:r>
       <w:r>
         <w:t xml:space="preserve">. Дата рождения не проставлена, документ выдан </w:t>
       </w:r>
       <w:r>
-        <w:t xml:space="preserve">21.06.2016</w:t>
+        <w:t xml:space="preserve">06.11.2017</w:t>
       </w:r>
       <w:r>
         <w:t xml:space="preserve">. Код подразделения, см. артикул </w:t>
       </w:r>
       <w:r>
-        <w:t xml:space="preserve">379-201</w:t>
+        <w:t xml:space="preserve">468-488</w:t>
       </w:r>
       <w:r>
         <w:t xml:space="preserve">. Цена — </w:t>
       </w:r>
       <w:r>
-        <w:t xml:space="preserve">50 900 000,4 (пятьдесят миллионов девятьсот тысяч) рублей</w:t>
+        <w:t xml:space="preserve">26 500 000,0 (двадцать шесть миллионов пятьсот тысяч) рублей</w:t>
       </w:r>
       <w:r>
         <w:t xml:space="preserve">, </w:t>
@@ -309,25 +404,25 @@
         <w:t xml:space="preserve">Товар маркирован штрихкодом </w:t>
       </w:r>
       <w:r>
-        <w:t xml:space="preserve">4604852429842</w:t>
+        <w:t xml:space="preserve">4607562096354</w:t>
       </w:r>
       <w:r>
         <w:t xml:space="preserve">. Код контрагента по ОКПО — </w:t>
       </w:r>
       <w:r>
-        <w:t xml:space="preserve">7988712625</w:t>
+        <w:t xml:space="preserve">3808814964</w:t>
       </w:r>
       <w:r>
         <w:t xml:space="preserve">. Оборудование учтено под инвентарным номером </w:t>
       </w:r>
       <w:r>
-        <w:t xml:space="preserve">044880023</w:t>
+        <w:t xml:space="preserve">049596510</w:t>
       </w:r>
       <w:r>
         <w:t xml:space="preserve">, складской позиции присвоен номер </w:t>
       </w:r>
       <w:r>
-        <w:t xml:space="preserve">647581789</w:t>
+        <w:t xml:space="preserve">892279644</w:t>
       </w:r>
       <w:r>
         <w:t xml:space="preserve">.</w:t>
@@ -341,19 +436,19 @@
         <w:t xml:space="preserve">Оплата по счёту-фактуре на КБК </w:t>
       </w:r>
       <w:r>
-        <w:t xml:space="preserve">18210101011011000116</w:t>
+        <w:t xml:space="preserve">18210101011011000160</w:t>
       </w:r>
       <w:r>
         <w:t xml:space="preserve">. ИНН не присвоен, регистрационный № </w:t>
       </w:r>
       <w:r>
-        <w:t xml:space="preserve">8052225448</w:t>
+        <w:t xml:space="preserve">5887034639</w:t>
       </w:r>
       <w:r>
         <w:t xml:space="preserve">. ИНН не присвоен, платёжный документ № </w:t>
       </w:r>
       <w:r>
-        <w:t xml:space="preserve">118473963061</w:t>
+        <w:t xml:space="preserve">427988099567</w:t>
       </w:r>
       <w:r>
         <w:t xml:space="preserve">. Заказчик действует в лице </w:t>
@@ -373,7 +468,7 @@
         <w:t xml:space="preserve">Массовая доля влаги в товаре — </w:t>
       </w:r>
       <w:r>
-        <w:t xml:space="preserve">не более 13 %</w:t>
+        <w:t xml:space="preserve">не более 11 %</w:t>
       </w:r>
       <w:r>
         <w:t xml:space="preserve">. Товар подлежит хранению </w:t>
@@ -448,7 +543,7 @@
           </w:tcPr>
           <w:p>
             <w:r>
-              <w:t xml:space="preserve">3568199884</w:t>
+              <w:t xml:space="preserve">0285989329</w:t>
             </w:r>
           </w:p>
         </w:tc>
@@ -476,7 +571,7 @@
         <w:t xml:space="preserve">Полномочия подтверждаются свидетельством о рождении, выдано </w:t>
       </w:r>
       <w:r>
-        <w:t xml:space="preserve">07.09.2015</w:t>
+        <w:t xml:space="preserve">08.12.2018</w:t>
       </w:r>
       <w:r>
         <w:t xml:space="preserve"> отделом ЗАГС.</w:t>
@@ -505,7 +600,7 @@
           </w:tcPr>
           <w:p>
             <w:r>
-              <w:t xml:space="preserve">5</w:t>
+              <w:t xml:space="preserve">7</w:t>
             </w:r>
           </w:p>
         </w:tc>
@@ -555,7 +650,7 @@
         <w:t xml:space="preserve">3.1. Место исполнения обязательств: </w:t>
       </w:r>
       <w:r>
-        <w:t xml:space="preserve">143400, Свердловская обл., г. Красногорск, бул. Полевая, вл. 2, стр. 2, пом. VII</w:t>
+        <w:t xml:space="preserve">344002, Ленинградская обл., г. Ростов-на-Дону, просп. Садовая, вл. 31, стр. 4, пом. VII</w:t>
       </w:r>
       <w:r>
         <w:t xml:space="preserve">.</w:t>
@@ -572,7 +667,7 @@
         <w:t xml:space="preserve"> по телефону </w:t>
       </w:r>
       <w:r>
-        <w:t xml:space="preserve">+7 (499) 125-92-70</w:t>
+        <w:t xml:space="preserve">+7 (495) 248-31-26</w:t>
       </w:r>
       <w:r>
         <w:t xml:space="preserve">.</w:t>
@@ -583,7 +678,111 @@
         <w:t xml:space="preserve">3.3. Срок исполнения обязательств — </w:t>
       </w:r>
       <w:r>
-        <w:t xml:space="preserve">не позднее 20.09.2026</w:t>
+        <w:t xml:space="preserve">не позднее 01.05.2026</w:t>
+      </w:r>
+      <w:r>
+        <w:t xml:space="preserve">.</w:t>
+      </w:r>
+    </w:p>
+    <w:p>
+      <w:r>
+        <w:t xml:space="preserve">3.4. </w:t>
+      </w:r>
+      <w:r>
+        <w:t xml:space="preserve">Финансирование ведётся за счёт средств бюджета, КБК </w:t>
+      </w:r>
+      <w:r>
+        <w:t xml:space="preserve">18284216459313361642</w:t>
+      </w:r>
+      <w:r>
+        <w:t xml:space="preserve">. Показания счётчика снимаются по прибору с заводским номером </w:t>
+      </w:r>
+      <w:r>
+        <w:t xml:space="preserve">39557789663463089065</w:t>
+      </w:r>
+      <w:r>
+        <w:t xml:space="preserve">.</w:t>
+      </w:r>
+    </w:p>
+    <w:p>
+      <w:r>
+        <w:t xml:space="preserve">3.5. </w:t>
+      </w:r>
+      <w:r>
+        <w:t xml:space="preserve">Счёт на оплату выставляется с уникальным идентификатором начисления </w:t>
+      </w:r>
+      <w:r>
+        <w:t xml:space="preserve">18209597976311716677</w:t>
+      </w:r>
+      <w:r>
+        <w:t xml:space="preserve">. Номер счёта-проформы — </w:t>
+      </w:r>
+      <w:r>
+        <w:t xml:space="preserve">77298592357160692050</w:t>
+      </w:r>
+      <w:r>
+        <w:t xml:space="preserve">. В силу статьи 855 Гражданского кодекса Российской Федерации списание со счёта ведётся по коду вида дохода </w:t>
+      </w:r>
+      <w:r>
+        <w:t xml:space="preserve">18210011250464871334</w:t>
+      </w:r>
+      <w:r>
+        <w:t xml:space="preserve">.</w:t>
+      </w:r>
+    </w:p>
+    <w:p>
+      <w:r>
+        <w:t xml:space="preserve">3.6. </w:t>
+      </w:r>
+      <w:r>
+        <w:t xml:space="preserve">ИНН иностранному контрагенту не присваивается, номер в торговом реестре </w:t>
+      </w:r>
+      <w:r>
+        <w:t xml:space="preserve">0800583690</w:t>
+      </w:r>
+      <w:r>
+        <w:t xml:space="preserve">. ИНН приводится в приложении; номер спецификации — </w:t>
+      </w:r>
+      <w:r>
+        <w:t xml:space="preserve">7052870409</w:t>
+      </w:r>
+      <w:r>
+        <w:t xml:space="preserve">. В силу статьи 84 Налогового кодекса Российской Федерации ИНН присваивается налоговым органом; номер решения — </w:t>
+      </w:r>
+      <w:r>
+        <w:t xml:space="preserve">6535453250</w:t>
+      </w:r>
+      <w:r>
+        <w:t xml:space="preserve">.</w:t>
+      </w:r>
+    </w:p>
+    <w:p>
+      <w:r>
+        <w:t xml:space="preserve">3.7. </w:t>
+      </w:r>
+      <w:r>
+        <w:t xml:space="preserve">Номер партии по системе прослеживаемости — </w:t>
+      </w:r>
+      <w:r>
+        <w:t xml:space="preserve">3657823048</w:t>
+      </w:r>
+      <w:r>
+        <w:t xml:space="preserve">. Содержание примеси не превышает </w:t>
+      </w:r>
+      <w:r>
+        <w:t xml:space="preserve">0,3 %</w:t>
+      </w:r>
+      <w:r>
+        <w:t xml:space="preserve">. Прибор имеет погрешность не более </w:t>
+      </w:r>
+      <w:r>
+        <w:t xml:space="preserve">0,6 %</w:t>
+      </w:r>
+      <w:r>
+        <w:t xml:space="preserve">. Станок имеет заводской номер </w:t>
+      </w:r>
+      <w:r>
+        <w:t xml:space="preserve">1600322512</w:t>
       </w:r>
       <w:r>
         <w:t xml:space="preserve">.</w:t>
@@ -648,7 +847,7 @@
         <w:t xml:space="preserve">Сторона, для которой создалась невозможность исполнения, обязана уведомить другую Сторону. Срок уведомления — </w:t>
       </w:r>
       <w:r>
-        <w:t xml:space="preserve">в течение 7 календарных дней с даты подписания Сторонами акта сдачи-приемки оказанных услуг</w:t>
+        <w:t xml:space="preserve">в течение 20 календарных дней с даты подписания Сторонами акта сдачи-приемки оказанных услуг</w:t>
       </w:r>
       <w:r>
         <w:t xml:space="preserve">.</w:t>
@@ -662,7 +861,125 @@
         <w:t xml:space="preserve">Все споры и разногласия решаются путём переговоров. Претензионный порядок обязателен, срок ответа на претензию — </w:t>
       </w:r>
       <w:r>
-        <w:t xml:space="preserve">в течение десяти дней с момента подписания акта</w:t>
+        <w:t xml:space="preserve">в течение тридцати дней с момента подписания акта</w:t>
+      </w:r>
+      <w:r>
+        <w:t xml:space="preserve">.</w:t>
+      </w:r>
+    </w:p>
+    <w:p>
+      <w:r>
+        <w:t xml:space="preserve">4.6. </w:t>
+      </w:r>
+      <w:r>
+        <w:t xml:space="preserve">ИНН физического лица не приводится; лицевой счёт — </w:t>
+      </w:r>
+      <w:r>
+        <w:t xml:space="preserve">119705716237</w:t>
+      </w:r>
+      <w:r>
+        <w:t xml:space="preserve">. ИНН приведён в приложении, код позиции </w:t>
+      </w:r>
+      <w:r>
+        <w:t xml:space="preserve">017201051354</w:t>
+      </w:r>
+      <w:r>
+        <w:t xml:space="preserve">. ИНН физического лица обрабатывается в порядке статьи 86 Налогового кодекса Российской Федерации; номер запроса — </w:t>
+      </w:r>
+      <w:r>
+        <w:t xml:space="preserve">821070854100</w:t>
+      </w:r>
+      <w:r>
+        <w:t xml:space="preserve">.</w:t>
+      </w:r>
+    </w:p>
+    <w:p>
+      <w:r>
+        <w:t xml:space="preserve">4.7. </w:t>
+      </w:r>
+      <w:r>
+        <w:t xml:space="preserve">Номер товарной накладной на партию — </w:t>
+      </w:r>
+      <w:r>
+        <w:t xml:space="preserve">693850596127</w:t>
+      </w:r>
+      <w:r>
+        <w:t xml:space="preserve">. Модуль учёта имеет заводской номер </w:t>
+      </w:r>
+      <w:r>
+        <w:t xml:space="preserve">226598126702</w:t>
+      </w:r>
+      <w:r>
+        <w:t xml:space="preserve">. Уклон монтируемой кровли составляет </w:t>
+      </w:r>
+      <w:r>
+        <w:t xml:space="preserve">6 %</w:t>
+      </w:r>
+      <w:r>
+        <w:t xml:space="preserve">.</w:t>
+      </w:r>
+    </w:p>
+    <w:p>
+      <w:r>
+        <w:t xml:space="preserve">4.8. </w:t>
+      </w:r>
+      <w:r>
+        <w:t xml:space="preserve">Предельная доля иностранного участия в уставном капитале установлена законом и составляет </w:t>
+      </w:r>
+      <w:r>
+        <w:t xml:space="preserve">49 %</w:t>
+      </w:r>
+      <w:r>
+        <w:t xml:space="preserve"> в силу Федерального закона об иностранных инвестициях. В приложении № 3 указана допустимая доля брака — </w:t>
+      </w:r>
+      <w:r>
+        <w:t xml:space="preserve">1,7 %</w:t>
+      </w:r>
+      <w:r>
+        <w:t xml:space="preserve">.</w:t>
+      </w:r>
+    </w:p>
+    <w:p>
+      <w:r>
+        <w:t xml:space="preserve">4.9. </w:t>
+      </w:r>
+      <w:r>
+        <w:t xml:space="preserve">Товар имеет срок годности </w:t>
+      </w:r>
+      <w:r>
+        <w:t xml:space="preserve">в течение 36 месяцев</w:t>
+      </w:r>
+      <w:r>
+        <w:t xml:space="preserve"> с даты выпуска. Смесь выдерживается </w:t>
+      </w:r>
+      <w:r>
+        <w:t xml:space="preserve">в течение 48 часов</w:t>
+      </w:r>
+      <w:r>
+        <w:t xml:space="preserve"> при температуре не ниже +5 °C.</w:t>
+      </w:r>
+    </w:p>
+    <w:p>
+      <w:r>
+        <w:t xml:space="preserve">4.10. </w:t>
+      </w:r>
+      <w:r>
+        <w:t xml:space="preserve">Требования к качеству работ могут быть предъявлены </w:t>
+      </w:r>
+      <w:r>
+        <w:t xml:space="preserve">в течение одного года</w:t>
+      </w:r>
+      <w:r>
+        <w:t xml:space="preserve"> в силу статьи 725 Гражданского кодекса Российской Федерации. Поставщик работает на рынке </w:t>
+      </w:r>
+      <w:r>
+        <w:t xml:space="preserve">в течение 12 лет</w:t>
+      </w:r>
+      <w:r>
+        <w:t xml:space="preserve">. Окончание отчётного периода — </w:t>
+      </w:r>
+      <w:r>
+        <w:t xml:space="preserve">не позднее 10.08.2029</w:t>
       </w:r>
       <w:r>
         <w:t xml:space="preserve">.</w:t>
@@ -683,7 +1000,7 @@
         <w:t xml:space="preserve">Контрольный ИНН: </w:t>
       </w:r>
       <w:r>
-        <w:t xml:space="preserve">0542З74415</w:t>
+        <w:t xml:space="preserve">О54237Ч415</w:t>
       </w:r>
     </w:p>
     <w:p>
@@ -691,7 +1008,7 @@
         <w:t xml:space="preserve">Ответственное лицо: </w:t>
       </w:r>
       <w:r>
-        <w:t xml:space="preserve">Лебeдева Даpья Алексеевна</w:t>
+        <w:t xml:space="preserve">Лeбeдева Дapья Алексеевна</w:t>
       </w:r>
     </w:p>
     <w:p>
@@ -699,7 +1016,7 @@
         <w:t xml:space="preserve">БИК банка: </w:t>
       </w:r>
       <w:r>
-        <w:t xml:space="preserve">0450047б3</w:t>
+        <w:t xml:space="preserve">0Ч500476З</w:t>
       </w:r>
     </w:p>
     <w:p>
@@ -722,13 +1039,13 @@
         <w:t xml:space="preserve"> </w:t>
       </w:r>
       <w:r>
-        <w:t xml:space="preserve">Одинцово  Кутузовский 14</w:t>
+        <w:t xml:space="preserve">Новосибирск  Ленинградская 35</w:t>
       </w:r>
       <w:r>
         <w:t xml:space="preserve"> тел </w:t>
       </w:r>
       <w:r>
-        <w:t xml:space="preserve">88464837266</w:t>
+        <w:t xml:space="preserve">84959275132</w:t>
       </w:r>
     </w:p>
     <w:p/>
@@ -749,10 +1066,10 @@
         <w:rPr>
           <w:b/>
         </w:rPr>
-        <w:t xml:space="preserve">24Ф-87</w:t>
-      </w:r>
-      <w:r>
-        <w:t xml:space="preserve">070/15-468Д</w:t>
+        <w:t xml:space="preserve">80Ф-60</w:t>
+      </w:r>
+      <w:r>
+        <w:t xml:space="preserve">629/13-497Д</w:t>
       </w:r>
       <w:r>
         <w:t xml:space="preserve">.</w:t>
@@ -769,7 +1086,7 @@
         <w:t xml:space="preserve">4</w:t>
       </w:r>
       <w:r>
-        <w:t xml:space="preserve">97 000 руб. 5 коп.</w:t>
+        <w:t xml:space="preserve">64 000 руб. 5 коп.</w:t>
       </w:r>
       <w:r>
         <w:t xml:space="preserve">.</w:t>
@@ -797,9 +1114,9 @@
         <w:t xml:space="preserve">9.4. Контрольная запись: </w:t>
       </w:r>
       <w:r>
-        <w:t xml:space="preserve">не позднее 22.10.20</w:t>
+        <w:t xml:space="preserve">в течение 2</w:t>
         <w:br/>
-        <w:t xml:space="preserve">26</w:t>
+        <w:t xml:space="preserve">0 рабочих дней со дня предъявления требования</w:t>
       </w:r>
       <w:r>
         <w:t xml:space="preserve">.</w:t>
@@ -854,7 +1171,15 @@
               <w:t xml:space="preserve">Юридический адрес: </w:t>
             </w:r>
             <w:r>
-              <w:t xml:space="preserve">443010, Московская обл., г. Самара, просп. Промышленная, вл. 76, стр. 1, пом. VII</w:t>
+              <w:t xml:space="preserve">141400, Краснодарский край, г. Химки, бул. Космонавтов, вл. 44, стр. 3, пом. VII</w:t>
+            </w:r>
+          </w:p>
+          <w:p>
+            <w:r>
+              <w:t xml:space="preserve">Почтовый адрес: </w:t>
+            </w:r>
+            <w:r>
+              <w:t xml:space="preserve">614000, Свердловская обл., г. Пермь, просп. Пушкина, вл. 18, стр. 3, пом. VII</w:t>
             </w:r>
           </w:p>
           <w:p>
@@ -909,7 +1234,7 @@
               <w:t xml:space="preserve">Тел.: </w:t>
             </w:r>
             <w:r>
-              <w:t xml:space="preserve">+7 (843) 764-59-86</w:t>
+              <w:t xml:space="preserve">+7 (495) 986-90-10</w:t>
             </w:r>
           </w:p>
           <w:p>
@@ -917,7 +1242,7 @@
               <w:t xml:space="preserve">E-mail: </w:t>
             </w:r>
             <w:r>
-              <w:t xml:space="preserve">lebedeva@gmail.com</w:t>
+              <w:t xml:space="preserve">lebedeva@list.ru</w:t>
             </w:r>
           </w:p>
           <w:p/>
@@ -955,7 +1280,7 @@
               <w:t xml:space="preserve">Адрес регистрации: </w:t>
             </w:r>
             <w:r>
-              <w:t xml:space="preserve">190000, Ленинградская обл., г. Санкт-Петербург, просп. Ленинградская, вл. 65, стр. 5, пом. VII</w:t>
+              <w:t xml:space="preserve">614000, Тверская обл., г. Пермь, пер. Заречная, вл. 14, стр. 5, пом. VII</w:t>
             </w:r>
           </w:p>
           <w:p>
@@ -994,7 +1319,7 @@
               <w:t xml:space="preserve">Тел.: </w:t>
             </w:r>
             <w:r>
-              <w:t xml:space="preserve">+7 (383) 251-66-50</w:t>
+              <w:t xml:space="preserve">+7 (495) 682-62-92</w:t>
             </w:r>
           </w:p>
           <w:p>
@@ -1002,7 +1327,7 @@
               <w:t xml:space="preserve">E-mail: </w:t>
             </w:r>
             <w:r>
-              <w:t xml:space="preserve">morozova@gmail.com</w:t>
+              <w:t xml:space="preserve">morozova@list.ru</w:t>
             </w:r>
           </w:p>
           <w:p/>
@@ -1020,7 +1345,7 @@
     <w:p>
       <w:r>
         <w:pict>
-          <v:shape id="tb7137" type="#_x0000_t202" style="position:absolute;margin-left:0;margin-top:0;width:400pt;height:40pt">
+          <v:shape id="tb4473" type="#_x0000_t202" style="position:absolute;margin-left:0;margin-top:0;width:400pt;height:40pt">
             <v:textbox>
               <w:txbxContent>
                 <w:p>
@@ -1028,13 +1353,13 @@
                     <w:t xml:space="preserve">ВНИМАНИЕ! Бухгалтерия: </w:t>
                   </w:r>
                   <w:r>
-                    <w:t xml:space="preserve">Морозов Артём Андреевич</w:t>
+                    <w:t xml:space="preserve">Крылова Светлана Сергеевна</w:t>
                   </w:r>
                   <w:r>
                     <w:t xml:space="preserve">, </w:t>
                   </w:r>
                   <w:r>
-                    <w:t xml:space="preserve">+7 (495) 248-31-26 доб. 120</w:t>
+                    <w:t xml:space="preserve">+7 (843) 349-60-25 доб. 347</w:t>
                   </w:r>
                 </w:p>
               </w:txbxContent>

--- a/tests/corpus_v2/docs/works_0002.docx
+++ b/tests/corpus_v2/docs/works_0002.docx
@@ -1117,6 +1117,37 @@
         <w:t xml:space="preserve">в течение 2</w:t>
         <w:br/>
         <w:t xml:space="preserve">0 рабочих дней со дня предъявления требования</w:t>
+      </w:r>
+      <w:r>
+        <w:t xml:space="preserve">.</w:t>
+      </w:r>
+    </w:p>
+    <w:p/>
+    <w:p>
+      <w:r>
+        <w:rPr>
+          <w:b/>
+        </w:rPr>
+        <w:t xml:space="preserve">6. ОСОБЫЕ УСЛОВИЯ ОТДЕЛЬНЫХ ВИДОВ ДАННЫХ</w:t>
+      </w:r>
+    </w:p>
+    <w:p>
+      <w:r>
+        <w:t xml:space="preserve">6.1. Полномочия представителя подтверждены доверенностью, реестровый номер </w:t>
+      </w:r>
+      <w:r>
+        <w:t xml:space="preserve">78/1445-н/78-2022-12-7</w:t>
+      </w:r>
+      <w:r>
+        <w:t xml:space="preserve">.</w:t>
+      </w:r>
+    </w:p>
+    <w:p>
+      <w:r>
+        <w:t xml:space="preserve">6.2. Для сопоставления в учёте указывается: </w:t>
+      </w:r>
+      <w:r>
+        <w:t xml:space="preserve">срок действия 12/2024-06/2025</w:t>
       </w:r>
       <w:r>
         <w:t xml:space="preserve">.</w:t>

--- a/tests/corpus_v2/docs/works_0002.docx
+++ b/tests/corpus_v2/docs/works_0002.docx
@@ -1133,21 +1133,87 @@
     </w:p>
     <w:p>
       <w:r>
-        <w:t xml:space="preserve">6.1. Полномочия представителя подтверждены доверенностью, реестровый номер </w:t>
-      </w:r>
-      <w:r>
-        <w:t xml:space="preserve">78/1445-н/78-2022-12-7</w:t>
-      </w:r>
-      <w:r>
-        <w:t xml:space="preserve">.</w:t>
-      </w:r>
-    </w:p>
-    <w:p>
-      <w:r>
-        <w:t xml:space="preserve">6.2. Для сопоставления в учёте указывается: </w:t>
-      </w:r>
-      <w:r>
-        <w:t xml:space="preserve">срок действия 12/2024-06/2025</w:t>
+        <w:t xml:space="preserve">6.1. Работы выполняются на основании ранее заключённого Договора № </w:t>
+      </w:r>
+      <w:r>
+        <w:t xml:space="preserve">СУБ-44/2023</w:t>
+      </w:r>
+      <w:r>
+        <w:t xml:space="preserve"> между теми же сторонами.</w:t>
+      </w:r>
+    </w:p>
+    <w:p>
+      <w:r>
+        <w:t xml:space="preserve">6.2. Первичные документы: </w:t>
+      </w:r>
+      <w:r>
+        <w:t xml:space="preserve">лицензия Л035-01298-77/00123456 Рособрнадзора</w:t>
+      </w:r>
+      <w:r>
+        <w:t xml:space="preserve">.</w:t>
+      </w:r>
+    </w:p>
+    <w:p>
+      <w:r>
+        <w:t xml:space="preserve">6.3. Запись о лицензии внесена в реестр за регистрационным номером </w:t>
+      </w:r>
+      <w:r>
+        <w:t xml:space="preserve">895217304</w:t>
+      </w:r>
+      <w:r>
+        <w:t xml:space="preserve">.</w:t>
+      </w:r>
+    </w:p>
+    <w:p>
+      <w:r>
+        <w:t xml:space="preserve">6.4. Внутренний учёт ведётся отдельно: </w:t>
+      </w:r>
+      <w:r>
+        <w:t xml:space="preserve">сведения внесены в реестр, номер записи не присвоен</w:t>
+      </w:r>
+      <w:r>
+        <w:t xml:space="preserve">.</w:t>
+      </w:r>
+    </w:p>
+    <w:p>
+      <w:r>
+        <w:t xml:space="preserve">6.5. Полномочия представителя подтверждены доверенностью, реестровый номер </w:t>
+      </w:r>
+      <w:r>
+        <w:t xml:space="preserve">77/714-н/77-2024-1-502</w:t>
+      </w:r>
+      <w:r>
+        <w:t xml:space="preserve">.</w:t>
+      </w:r>
+    </w:p>
+    <w:p>
+      <w:r>
+        <w:t xml:space="preserve">6.6. Для сопоставления в учёте указывается: </w:t>
+      </w:r>
+      <w:r>
+        <w:t xml:space="preserve">ГОСТ Р 52044-2003</w:t>
+      </w:r>
+      <w:r>
+        <w:t xml:space="preserve">.</w:t>
+      </w:r>
+    </w:p>
+    <w:p>
+      <w:r>
+        <w:t xml:space="preserve">6.7. Решение принято большинством в </w:t>
+      </w:r>
+      <w:r>
+        <w:t xml:space="preserve">40 % уставного капитала</w:t>
+      </w:r>
+      <w:r>
+        <w:t xml:space="preserve"> от общего числа голосов членов совета директоров.</w:t>
+      </w:r>
+    </w:p>
+    <w:p>
+      <w:r>
+        <w:t xml:space="preserve">6.8. Кворум определяется уставом: </w:t>
+      </w:r>
+      <w:r>
+        <w:t xml:space="preserve">большинством в две трети голосов</w:t>
       </w:r>
       <w:r>
         <w:t xml:space="preserve">.</w:t>

--- a/tests/corpus_v2/docs/works_0002.docx
+++ b/tests/corpus_v2/docs/works_0002.docx
@@ -1133,10 +1133,32 @@
     </w:p>
     <w:p>
       <w:r>
-        <w:t xml:space="preserve">6.1. Работы выполняются на основании ранее заключённого Договора № </w:t>
-      </w:r>
-      <w:r>
-        <w:t xml:space="preserve">СУБ-44/2023</w:t>
+        <w:t xml:space="preserve">6.1. Стороны ранее заключили </w:t>
+      </w:r>
+      <w:r>
+        <w:t xml:space="preserve">договор поставки</w:t>
+      </w:r>
+      <w:r>
+        <w:t xml:space="preserve"> на сопоставимых условиях.</w:t>
+      </w:r>
+    </w:p>
+    <w:p>
+      <w:r>
+        <w:t xml:space="preserve">6.2. Прочие условия: </w:t>
+      </w:r>
+      <w:r>
+        <w:t xml:space="preserve">отношения сторон регулируются гражданским законодательством</w:t>
+      </w:r>
+      <w:r>
+        <w:t xml:space="preserve">.</w:t>
+      </w:r>
+    </w:p>
+    <w:p>
+      <w:r>
+        <w:t xml:space="preserve">6.3. Работы выполняются на основании ранее заключённого Договора № </w:t>
+      </w:r>
+      <w:r>
+        <w:t xml:space="preserve">17595/001-сс</w:t>
       </w:r>
       <w:r>
         <w:t xml:space="preserve"> между теми же сторонами.</w:t>
@@ -1144,29 +1166,73 @@
     </w:p>
     <w:p>
       <w:r>
-        <w:t xml:space="preserve">6.2. Первичные документы: </w:t>
-      </w:r>
-      <w:r>
-        <w:t xml:space="preserve">лицензия Л035-01298-77/00123456 Рособрнадзора</w:t>
-      </w:r>
-      <w:r>
-        <w:t xml:space="preserve">.</w:t>
-      </w:r>
-    </w:p>
-    <w:p>
-      <w:r>
-        <w:t xml:space="preserve">6.3. Запись о лицензии внесена в реестр за регистрационным номером </w:t>
-      </w:r>
-      <w:r>
-        <w:t xml:space="preserve">895217304</w:t>
-      </w:r>
-      <w:r>
-        <w:t xml:space="preserve">.</w:t>
-      </w:r>
-    </w:p>
-    <w:p>
-      <w:r>
-        <w:t xml:space="preserve">6.4. Внутренний учёт ведётся отдельно: </w:t>
+        <w:t xml:space="preserve">6.4. Первичные документы: </w:t>
+      </w:r>
+      <w:r>
+        <w:t xml:space="preserve">как указано в пункте 4.2 настоящего Договора</w:t>
+      </w:r>
+      <w:r>
+        <w:t xml:space="preserve">.</w:t>
+      </w:r>
+    </w:p>
+    <w:p>
+      <w:r>
+        <w:t xml:space="preserve">6.5. Паспорт гражданина Российской Федерации выдан </w:t>
+      </w:r>
+      <w:r>
+        <w:t xml:space="preserve">УМВД России по Владимирской области</w:t>
+      </w:r>
+      <w:r>
+        <w:t xml:space="preserve">, паспорт предъявлен при подписании.</w:t>
+      </w:r>
+    </w:p>
+    <w:p>
+      <w:r>
+        <w:t xml:space="preserve">6.6. Сопутствующие сведения: </w:t>
+      </w:r>
+      <w:r>
+        <w:t xml:space="preserve">доверенность выдана сроком на три года без права передоверия</w:t>
+      </w:r>
+      <w:r>
+        <w:t xml:space="preserve">.</w:t>
+      </w:r>
+    </w:p>
+    <w:p>
+      <w:r>
+        <w:t xml:space="preserve">6.7. Запись о государственной регистрации внесена регистрирующим органом: </w:t>
+      </w:r>
+      <w:r>
+        <w:t xml:space="preserve">МИФНС России № 15 по Санкт-Петербургу</w:t>
+      </w:r>
+      <w:r>
+        <w:t xml:space="preserve">.</w:t>
+      </w:r>
+    </w:p>
+    <w:p>
+      <w:r>
+        <w:t xml:space="preserve">6.8. Общие сведения о регистрации: </w:t>
+      </w:r>
+      <w:r>
+        <w:t xml:space="preserve">отчётность представляется в налоговый орган по месту учёта</w:t>
+      </w:r>
+      <w:r>
+        <w:t xml:space="preserve">.</w:t>
+      </w:r>
+    </w:p>
+    <w:p>
+      <w:r>
+        <w:t xml:space="preserve">6.9. Запись о лицензии внесена в реестр за регистрационным номером </w:t>
+      </w:r>
+      <w:r>
+        <w:t xml:space="preserve">731004592</w:t>
+      </w:r>
+      <w:r>
+        <w:t xml:space="preserve">.</w:t>
+      </w:r>
+    </w:p>
+    <w:p>
+      <w:r>
+        <w:t xml:space="preserve">6.10. Внутренний учёт ведётся отдельно: </w:t>
       </w:r>
       <w:r>
         <w:t xml:space="preserve">сведения внесены в реестр, номер записи не присвоен</w:t>
@@ -1177,32 +1243,32 @@
     </w:p>
     <w:p>
       <w:r>
-        <w:t xml:space="preserve">6.5. Полномочия представителя подтверждены доверенностью, реестровый номер </w:t>
-      </w:r>
-      <w:r>
-        <w:t xml:space="preserve">77/714-н/77-2024-1-502</w:t>
-      </w:r>
-      <w:r>
-        <w:t xml:space="preserve">.</w:t>
-      </w:r>
-    </w:p>
-    <w:p>
-      <w:r>
-        <w:t xml:space="preserve">6.6. Для сопоставления в учёте указывается: </w:t>
-      </w:r>
-      <w:r>
-        <w:t xml:space="preserve">ГОСТ Р 52044-2003</w:t>
-      </w:r>
-      <w:r>
-        <w:t xml:space="preserve">.</w:t>
-      </w:r>
-    </w:p>
-    <w:p>
-      <w:r>
-        <w:t xml:space="preserve">6.7. Решение принято большинством в </w:t>
-      </w:r>
-      <w:r>
-        <w:t xml:space="preserve">40 % уставного капитала</w:t>
+        <w:t xml:space="preserve">6.11. Полномочия представителя подтверждены доверенностью, реестровый номер </w:t>
+      </w:r>
+      <w:r>
+        <w:t xml:space="preserve">78/1445-н/78-2022-12-7</w:t>
+      </w:r>
+      <w:r>
+        <w:t xml:space="preserve">.</w:t>
+      </w:r>
+    </w:p>
+    <w:p>
+      <w:r>
+        <w:t xml:space="preserve">6.12. Для сопоставления в учёте указывается: </w:t>
+      </w:r>
+      <w:r>
+        <w:t xml:space="preserve">кадастровый номер 77:01:0004012:2211</w:t>
+      </w:r>
+      <w:r>
+        <w:t xml:space="preserve">.</w:t>
+      </w:r>
+    </w:p>
+    <w:p>
+      <w:r>
+        <w:t xml:space="preserve">6.13. Решение принято большинством в </w:t>
+      </w:r>
+      <w:r>
+        <w:t xml:space="preserve">9 % уставного капитала общества</w:t>
       </w:r>
       <w:r>
         <w:t xml:space="preserve"> от общего числа голосов членов совета директоров.</w:t>
@@ -1210,7 +1276,7 @@
     </w:p>
     <w:p>
       <w:r>
-        <w:t xml:space="preserve">6.8. Кворум определяется уставом: </w:t>
+        <w:t xml:space="preserve">6.14. Кворум определяется уставом: </w:t>
       </w:r>
       <w:r>
         <w:t xml:space="preserve">большинством в две трети голосов</w:t>

--- a/tests/corpus_v2/docs/works_0002.docx
+++ b/tests/corpus_v2/docs/works_0002.docx
@@ -36,7 +36,7 @@
         <w:t xml:space="preserve">     </w:t>
       </w:r>
       <w:r>
-        <w:t xml:space="preserve">27.02.2025</w:t>
+        <w:t xml:space="preserve">27 февраля 2025 г.</w:t>
       </w:r>
     </w:p>
     <w:p/>
